--- a/dist/submission_v2/P3_Vietnam_JABS_EN.docx
+++ b/dist/submission_v2/P3_Vietnam_JABS_EN.docx
@@ -294,7 +294,7 @@
         <w:pStyle w:val="FirstParagraph"/>
       </w:pPr>
       <w:r>
-        <w:t xml:space="preserve"> The internationalisation–performance relationship in Vietnamese firms is robustly nonlinear: the Lind–Mehlum test rejects monotonicity in all three waves (2009 p = .006, 2015 p</w:t>
+        <w:t xml:space="preserve">The internationalisation–performance relationship in Vietnamese firms is robustly nonlinear: the Lind–Mehlum test rejects monotonicity in all three waves (2009 p = .006, 2015 p</w:t>
       </w:r>
       <w:r>
         <w:t xml:space="preserve"> </w:t>
@@ -314,7 +314,7 @@
         <w:pStyle w:val="BodyText"/>
       </w:pPr>
       <w:r>
-        <w:t xml:space="preserve"> Technological capability is the primary capability construct: TCI_z is the within-wave standardised mean of quality certification and foreign-licensed technology. A single-item website-presence indicator (DAI_z, Tier 1 only) is retained as a baseline digital-presence control given the WBES Vietnam measurement constraint; the two share no items.</w:t>
+        <w:t xml:space="preserve">Technological capability is the primary capability construct: TCI_z is the within-wave standardised mean of quality certification and foreign-licensed technology. A single-item website-presence indicator (DAI_z, Tier 1 only) is retained as a baseline digital-presence control given the WBES Vietnam measurement constraint; the two share no items.</w:t>
       </w:r>
     </w:p>
     <w:p>
@@ -322,7 +322,7 @@
         <w:pStyle w:val="BodyText"/>
       </w:pPr>
       <w:r>
-        <w:t xml:space="preserve"> TCI_z is positively associated with productivity in all three waves (β = 0.215, 0.128, 0.123) and pooled (β = 0.179, p &lt; .001), and moderates the curvature in three of four panels (M3 joint p = .040, .713, .027 and .003).</w:t>
+        <w:t xml:space="preserve">TCI_z is positively associated with productivity in all three waves (β = 0.215, 0.128, 0.123) and pooled (β = 0.179, p &lt; .001), and moderates the curvature in three of four panels (M3 joint p = .040, .713, .027 and .003).</w:t>
       </w:r>
     </w:p>
     <w:p>
@@ -330,7 +330,7 @@
         <w:pStyle w:val="BodyText"/>
       </w:pPr>
       <w:r>
-        <w:t xml:space="preserve"> The inverted-U turning point is structurally durable across waves: range 39.3–46.2 % across 2009 / 2015 / 2023 (pooled 39.7 %), a ~7-percentage-point band sustained through WTO accession (2007), the Global Financial Crisis (2008–2009), CPTPP/EVFTA implementation (2018–2020), the COVID-19 disruption (2020–2022), and the diffusion of digital-payment infrastructure.</w:t>
+        <w:t xml:space="preserve">The inverted-U turning point is structurally durable across waves: range 39.3–46.2 % across 2009 / 2015 / 2023 (pooled 39.7 %), a ~7-percentage-point band sustained through WTO accession (2007), the Global Financial Crisis (2008–2009), CPTPP/EVFTA implementation (2018–2020), the COVID-19 disruption (2020–2022), and the diffusion of digital-payment infrastructure.</w:t>
       </w:r>
     </w:p>
     <w:p>
@@ -353,7 +353,7 @@
         <w:pStyle w:val="BodyText"/>
       </w:pPr>
       <w:r>
-        <w:t xml:space="preserve"> The baseline website-presence indicator is descriptively positive in 2009 (β = 0.175), null in 2015 (β = -0.044), and positive in 2023 (β = 0.095); the negative DAI × FSTS interaction observed only in 2023 (FSTS_c × DAI_z = -0.912, p = .043) is read as Tier-1 proxy obsolescence as website ownership diffuses to near-universal levels (49.8 % in 2023 vs 42.5 % in 2009), not as evidence on dynamic digital capability moderation.</w:t>
+        <w:t xml:space="preserve">The baseline website-presence indicator is descriptively positive in 2009 (β = 0.175), null in 2015 (β = -0.044), and positive in 2023 (β = 0.095); the negative DAI × FSTS interaction observed only in 2023 (FSTS_c × DAI_z = -0.912, p = .043) is read as Tier-1 proxy obsolescence as website ownership diffuses to near-universal levels (49.8 % in 2023 vs 42.5 % in 2009), not as evidence on dynamic digital capability moderation.</w:t>
       </w:r>
     </w:p>
     <w:bookmarkEnd w:id="25"/>
@@ -1396,7 +1396,7 @@
         <w:t xml:space="preserve"> </w:t>
       </w:r>
       <w:r>
-        <w:t xml:space="preserve">is reported in 4.5 Panel A as a boundary condition: if direct effects attenuate when innovation</w:t>
+        <w:t xml:space="preserve">is reported in 4.5 Panel A as a boundary condition: if direct effects attenuate when innovation</w:t>
       </w:r>
       <w:r>
         <w:t xml:space="preserve"> </w:t>
@@ -1528,7 +1528,7 @@
         <w:t xml:space="preserve"> </w:t>
       </w:r>
       <w:r>
-        <w:t xml:space="preserve">The 5 discussion takes this proxy obsolescence reading seriously as one alternative to a pure</w:t>
+        <w:t xml:space="preserve">The 5 discussion takes this proxy obsolescence reading seriously as one alternative to a pure</w:t>
       </w:r>
       <w:r>
         <w:t xml:space="preserve"> </w:t>
@@ -1566,7 +1566,7 @@
         <w:pStyle w:val="BodyText"/>
       </w:pPr>
       <w:r>
-        <w:t xml:space="preserve">anchors at Tier 1 only. A Tier 3-style extension (DAI_rich) is reported in 4.5 Panel B for the</w:t>
+        <w:t xml:space="preserve">anchors at Tier 1 only. A Tier 3-style extension (DAI_rich) is reported in 4.5 Panel B for the</w:t>
       </w:r>
       <w:r>
         <w:t xml:space="preserve"> </w:t>
@@ -2263,7 +2263,7 @@
         <w:t xml:space="preserve"> </w:t>
       </w:r>
       <w:r>
-        <w:t xml:space="preserve">Two enriched composites are used in the 4.5 robustness panel where item availability allows.</w:t>
+        <w:t xml:space="preserve">Two enriched composites are used in the 4.5 robustness panel where item availability allows.</w:t>
       </w:r>
       <w:r>
         <w:t xml:space="preserve"> </w:t>
@@ -3510,7 +3510,7 @@
         <w:t xml:space="preserve"> </w:t>
       </w:r>
       <w:r>
-        <w:t xml:space="preserve">robustness panels described in 4.5. The export step (10) writes the manuscript-facing tables</w:t>
+        <w:t xml:space="preserve">robustness panels described in 4.5. The export step (10) writes the manuscript-facing tables</w:t>
       </w:r>
       <w:r>
         <w:t xml:space="preserve"> </w:t>
@@ -4421,7 +4421,7 @@
         <w:pStyle w:val="BodyText"/>
       </w:pPr>
       <w:r>
-        <w:t xml:space="preserve">A formal pooled wave × focal interaction test (reported as Panel I in 4.5)</w:t>
+        <w:t xml:space="preserve">A formal pooled wave × focal interaction test (reported as Panel I in 4.5)</w:t>
       </w:r>
     </w:p>
     <w:p>
@@ -5032,7 +5032,7 @@
         <w:pStyle w:val="BodyText"/>
       </w:pPr>
       <w:r>
-        <w:t xml:space="preserve">documented in 4.1 for the 2023 wave.</w:t>
+        <w:t xml:space="preserve">documented in 4.1 for the 2023 wave.</w:t>
       </w:r>
       <w:r>
         <w:t xml:space="preserve"> </w:t>
@@ -5438,7 +5438,7 @@
         <w:t xml:space="preserve"> </w:t>
       </w:r>
       <w:r>
-        <w:t xml:space="preserve">per cent (2015) and 46.2 per cent (2009) of direct-export intensity, with the pooled estimate at 39.7 per cent. At the same time, exporter-only models (4.5, Panel H) show</w:t>
+        <w:t xml:space="preserve">per cent (2015) and 46.2 per cent (2009) of direct-export intensity, with the pooled estimate at 39.7 per cent. At the same time, exporter-only models (4.5, Panel H) show</w:t>
       </w:r>
       <w:r>
         <w:t xml:space="preserve"> </w:t>
@@ -5635,7 +5635,7 @@
         <w:pStyle w:val="FirstParagraph"/>
       </w:pPr>
       <w:r>
-        <w:t xml:space="preserve">Before reading the table that follows, we anchor the reader in the two-margin structure introduced in 2.1. The full-sample inverted-U is informative about the joint participation-andintensity pattern, but its curvature is identified primarily through the participation margin: only</w:t>
+        <w:t xml:space="preserve">Before reading the table that follows, we anchor the reader in the two-margin structure introduced in 2.1. The full-sample inverted-U is informative about the joint participation-andintensity pattern, but its curvature is identified primarily through the participation margin: only</w:t>
       </w:r>
       <w:r>
         <w:t xml:space="preserve"> </w:t>
@@ -5647,13 +5647,13 @@
         <w:t xml:space="preserve"> </w:t>
       </w:r>
       <w:r>
-        <w:t xml:space="preserve">4.5 density check), and the bulk of mass lies at FSTS = 0. When we re-fit M2 / M7 / M8 on</w:t>
-      </w:r>
-      <w:r>
-        <w:t xml:space="preserve"> </w:t>
-      </w:r>
-      <w:r>
-        <w:t xml:space="preserve">the exporter-only sub-sample (FSTS &gt; 0; pooled N = 669, 4.5 Panel H), the linear FSTS_c term is negative (β = -0.861, p &lt; .001) but the quadratic term is not significant (FSTS_c² β = -0.200, p = .660, M8 joint p = .462). H1a (participation margin) is therefore the dominant</w:t>
+        <w:t xml:space="preserve">4.5 density check), and the bulk of mass lies at FSTS = 0. When we re-fit M2 / M7 / M8 on</w:t>
+      </w:r>
+      <w:r>
+        <w:t xml:space="preserve"> </w:t>
+      </w:r>
+      <w:r>
+        <w:t xml:space="preserve">the exporter-only sub-sample (FSTS &gt; 0; pooled N = 669, 4.5 Panel H), the linear FSTS_c term is negative (β = -0.861, p &lt; .001) but the quadratic term is not significant (FSTS_c² β = -0.200, p = .660, M8 joint p = .462). H1a (participation margin) is therefore the dominant</w:t>
       </w:r>
       <w:r>
         <w:t xml:space="preserve"> </w:t>
@@ -5857,7 +5857,7 @@
         <w:t xml:space="preserve"> </w:t>
       </w:r>
       <w:r>
-        <w:t xml:space="preserve">this is consistent with the 3.1 descriptive evidence that direct-export intensity is a zero-inflated</w:t>
+        <w:t xml:space="preserve">this is consistent with the 3.1 descriptive evidence that direct-export intensity is a zero-inflated</w:t>
       </w:r>
       <w:r>
         <w:t xml:space="preserve"> </w:t>
@@ -6020,7 +6020,7 @@
         <w:pStyle w:val="BodyText"/>
       </w:pPr>
       <w:r>
-        <w:t xml:space="preserve">Table 4 collates the robustness panels documented in 4.5 in a single overview to ease crosscomparison.</w:t>
+        <w:t xml:space="preserve">Table 4 collates the robustness panels documented in 4.5 in a single overview to ease crosscomparison.</w:t>
       </w:r>
       <w:r>
         <w:t xml:space="preserve"> </w:t>
@@ -17361,7 +17361,7 @@
         <w:pStyle w:val="BodyText"/>
       </w:pPr>
       <w:r>
-        <w:t xml:space="preserve">Each row summarises one robustness panel from 4.5 estimated by OLS with HC1 robust standard</w:t>
+        <w:t xml:space="preserve">Each row summarises one robustness panel from 4.5 estimated by OLS with HC1 robust standard</w:t>
       </w:r>
       <w:r>
         <w:t xml:space="preserve"> </w:t>
@@ -18175,7 +18175,7 @@
         <w:pStyle w:val="FirstParagraph"/>
       </w:pPr>
       <w:r>
-        <w:t xml:space="preserve">The results strengthen the methodological case for separating foreign-technology / standards capability from a baseline website-presence indicator and for not conflating the two under a single "digital adoption" or "digital transformation" label. The PSM and IV evidence in 4.5 (Panels J and K)</w:t>
+        <w:t xml:space="preserve">The results strengthen the methodological case for separating foreign-technology / standards capability from a baseline website-presence indicator and for not conflating the two under a single "digital adoption" or "digital transformation" label. The PSM and IV evidence in 4.5 (Panels J and K)</w:t>
       </w:r>
       <w:r>
         <w:t xml:space="preserve"> </w:t>
@@ -18249,7 +18249,7 @@
         <w:t xml:space="preserve"> </w:t>
       </w:r>
       <w:r>
-        <w:t xml:space="preserve">The DAI_rich extension reported in 4.5 Panel B reinforces the construct interpretation</w:t>
+        <w:t xml:space="preserve">The DAI_rich extension reported in 4.5 Panel B reinforces the construct interpretation</w:t>
       </w:r>
       <w:r>
         <w:t xml:space="preserve"> </w:t>
@@ -18515,7 +18515,7 @@
         <w:t xml:space="preserve"> </w:t>
       </w:r>
       <w:r>
-        <w:t xml:space="preserve">contingency rather than as a fully cross-wave-identified structural shift. As reported in 4.5 Panel</w:t>
+        <w:t xml:space="preserve">contingency rather than as a fully cross-wave-identified structural shift. As reported in 4.5 Panel</w:t>
       </w:r>
       <w:r>
         <w:t xml:space="preserve"> </w:t>

--- a/dist/submission_v2/P3_Vietnam_JABS_EN.docx
+++ b/dist/submission_v2/P3_Vietnam_JABS_EN.docx
@@ -322,7 +322,41 @@
         <w:pStyle w:val="BodyText"/>
       </w:pPr>
       <w:r>
-        <w:t xml:space="preserve">TCI_z is positively associated with productivity in all three waves (β = 0.215, 0.128, 0.123) and pooled (β = 0.179, p &lt; .001), and moderates the curvature in three of four panels (M3 joint p = .040, .713, .027 and .003).</w:t>
+        <w:t xml:space="preserve">TCI_z is positively associated with productivity in all three waves (</w:t>
+      </w:r>
+      <m:oMath>
+        <m:r>
+          <m:t>β</m:t>
+        </m:r>
+        <m:r>
+          <m:rPr>
+            <m:sty m:val="p"/>
+          </m:rPr>
+          <m:t>=</m:t>
+        </m:r>
+        <m:r>
+          <m:t>0.215</m:t>
+        </m:r>
+      </m:oMath>
+      <w:r>
+        <w:t xml:space="preserve">, 0.128, 0.123) and pooled (</w:t>
+      </w:r>
+      <m:oMath>
+        <m:r>
+          <m:t>β</m:t>
+        </m:r>
+        <m:r>
+          <m:rPr>
+            <m:sty m:val="p"/>
+          </m:rPr>
+          <m:t>=</m:t>
+        </m:r>
+        <m:r>
+          <m:t>0.179</m:t>
+        </m:r>
+      </m:oMath>
+      <w:r>
+        <w:t xml:space="preserve">, p &lt; .001), and moderates the curvature in three of four panels (M3 joint p = .040, .713, .027 and .003).</w:t>
       </w:r>
     </w:p>
     <w:p>
@@ -345,7 +379,30 @@
         <w:t xml:space="preserve">The inverted-U is fundamentally a step function across the export-participation barrier rather than a continuous within-exporter saturation curve</w:t>
       </w:r>
       <w:r>
-        <w:t xml:space="preserve">: re-fitted on the exporter-only sub-sample (FSTS &gt; 0; pooled N = 669), the quadratic FSTS term loses significance (β = -0.200, p = .660); only ~1.0 % of pooled firms sit within ±5 percentage-points of the turning point. The productivity-relevant friction in a transitional economy binds at the participation margin, not within-exporter intensity.</w:t>
+        <w:t xml:space="preserve">: re-fitted on the exporter-only sub-sample (FSTS &gt; 0; pooled N = 669), the quadratic FSTS term loses significance (</w:t>
+      </w:r>
+      <m:oMath>
+        <m:r>
+          <m:t>β</m:t>
+        </m:r>
+        <m:r>
+          <m:rPr>
+            <m:sty m:val="p"/>
+          </m:rPr>
+          <m:t>=</m:t>
+        </m:r>
+        <m:r>
+          <m:rPr>
+            <m:sty m:val="p"/>
+          </m:rPr>
+          <m:t>−</m:t>
+        </m:r>
+        <m:r>
+          <m:t>0.200</m:t>
+        </m:r>
+      </m:oMath>
+      <w:r>
+        <w:t xml:space="preserve">, p = .660); only ~1.0 % of pooled firms sit within ±5 percentage-points of the turning point. The productivity-relevant friction in a transitional economy binds at the participation margin, not within-exporter intensity.</w:t>
       </w:r>
     </w:p>
     <w:p>
@@ -353,7 +410,64 @@
         <w:pStyle w:val="BodyText"/>
       </w:pPr>
       <w:r>
-        <w:t xml:space="preserve">The baseline website-presence indicator is descriptively positive in 2009 (β = 0.175), null in 2015 (β = -0.044), and positive in 2023 (β = 0.095); the negative DAI × FSTS interaction observed only in 2023 (FSTS_c × DAI_z = -0.912, p = .043) is read as Tier-1 proxy obsolescence as website ownership diffuses to near-universal levels (49.8 % in 2023 vs 42.5 % in 2009), not as evidence on dynamic digital capability moderation.</w:t>
+        <w:t xml:space="preserve">The baseline website-presence indicator is descriptively positive in 2009 (</w:t>
+      </w:r>
+      <m:oMath>
+        <m:r>
+          <m:t>β</m:t>
+        </m:r>
+        <m:r>
+          <m:rPr>
+            <m:sty m:val="p"/>
+          </m:rPr>
+          <m:t>=</m:t>
+        </m:r>
+        <m:r>
+          <m:t>0.175</m:t>
+        </m:r>
+      </m:oMath>
+      <w:r>
+        <w:t xml:space="preserve">), null in 2015 (</w:t>
+      </w:r>
+      <m:oMath>
+        <m:r>
+          <m:t>β</m:t>
+        </m:r>
+        <m:r>
+          <m:rPr>
+            <m:sty m:val="p"/>
+          </m:rPr>
+          <m:t>=</m:t>
+        </m:r>
+        <m:r>
+          <m:rPr>
+            <m:sty m:val="p"/>
+          </m:rPr>
+          <m:t>−</m:t>
+        </m:r>
+        <m:r>
+          <m:t>0.044</m:t>
+        </m:r>
+      </m:oMath>
+      <w:r>
+        <w:t xml:space="preserve">), and positive in 2023 (</w:t>
+      </w:r>
+      <m:oMath>
+        <m:r>
+          <m:t>β</m:t>
+        </m:r>
+        <m:r>
+          <m:rPr>
+            <m:sty m:val="p"/>
+          </m:rPr>
+          <m:t>=</m:t>
+        </m:r>
+        <m:r>
+          <m:t>0.095</m:t>
+        </m:r>
+      </m:oMath>
+      <w:r>
+        <w:t xml:space="preserve">); the negative DAI × FSTS interaction observed only in 2023 (FSTS_c × DAI_z = -0.912, p = .043) is read as Tier-1 proxy obsolescence as website ownership diffuses to near-universal levels (49.8 % in 2023 vs 42.5 % in 2009), not as evidence on dynamic digital capability moderation.</w:t>
       </w:r>
     </w:p>
     <w:bookmarkEnd w:id="25"/>
@@ -908,7 +1022,36 @@
         <w:t xml:space="preserve"> </w:t>
       </w:r>
       <w:r>
-        <w:t xml:space="preserve">rather than as a continuous coordination-cost saturation curve. The decomposition is sharp: re-fitted on the exporter-only sub-sample, the quadratic FSTS term collapses to a non-significant β = -0.200 (p = .660), and only ~1.0 % of pooled firms occupy the ±5 percentage-point neighbourhood of the turning point. This locates the productivity-relevant friction at the participation margin, where institutional, capability, and sunk-cost barriers bind hardest in a transitional economy, rather than within the intensity tail where conventional Uppsala-style coordination-cost arguments operate. The within-exporter flatness is consistent with the view that, once a Vietnamese firm has absorbed the fixed costs of crossing into international markets, additional intensity does not by itself trigger a coordination-cost saturation strong enough to reverse the productivity gain. This step-function reading qualifies the conventional inverted-U interpretation and points toward participation-margin frictions, rather than intensity-margin saturation, as the dominant binding mechanism in transitional-economy I–P dynamics. The divergence between this pattern and those documented in digitally advanced economies, where the coordination-cost mechanism is attenuated by comprehensive digital infrastructure, anchors the digitally transitional end of the institutional spectrum and motivates institution-level mechanisms as candidate moderators of I–P curve location.</w:t>
+        <w:t xml:space="preserve">rather than as a continuous coordination-cost saturation curve. The decomposition is sharp: re-fitted on the exporter-only sub-sample, the quadratic FSTS term collapses to a non-significant</w:t>
+      </w:r>
+      <w:r>
+        <w:t xml:space="preserve"> </w:t>
+      </w:r>
+      <m:oMath>
+        <m:r>
+          <m:t>β</m:t>
+        </m:r>
+        <m:r>
+          <m:rPr>
+            <m:sty m:val="p"/>
+          </m:rPr>
+          <m:t>=</m:t>
+        </m:r>
+        <m:r>
+          <m:rPr>
+            <m:sty m:val="p"/>
+          </m:rPr>
+          <m:t>−</m:t>
+        </m:r>
+        <m:r>
+          <m:t>0.200</m:t>
+        </m:r>
+      </m:oMath>
+      <w:r>
+        <w:t xml:space="preserve"> </w:t>
+      </w:r>
+      <w:r>
+        <w:t xml:space="preserve">(p = .660), and only ~1.0 % of pooled firms occupy the ±5 percentage-point neighbourhood of the turning point. This locates the productivity-relevant friction at the participation margin, where institutional, capability, and sunk-cost barriers bind hardest in a transitional economy, rather than within the intensity tail where conventional Uppsala-style coordination-cost arguments operate. The within-exporter flatness is consistent with the view that, once a Vietnamese firm has absorbed the fixed costs of crossing into international markets, additional intensity does not by itself trigger a coordination-cost saturation strong enough to reverse the productivity gain. This step-function reading qualifies the conventional inverted-U interpretation and points toward participation-margin frictions, rather than intensity-margin saturation, as the dominant binding mechanism in transitional-economy I–P dynamics. The divergence between this pattern and those documented in digitally advanced economies, where the coordination-cost mechanism is attenuated by comprehensive digital infrastructure, anchors the digitally transitional end of the institutional spectrum and motivates institution-level mechanisms as candidate moderators of I–P curve location.</w:t>
       </w:r>
     </w:p>
     <w:bookmarkEnd w:id="28"/>
@@ -1230,7 +1373,33 @@
         <w:pStyle w:val="BodyText"/>
       </w:pPr>
       <w:r>
-        <w:t xml:space="preserve">The exporter-only specification (Panel H) provides the most direct test of H1b: if the inverted-U curvature reflects within-exporter intensity variation, the quadratic term should remain significant in that sub-sample. The near-flat pattern observed in Panel H (pooled FSTS_c² β = −0.200, p = .660) instead indicates that the participation margin (H1a) is the dominant source of the full-sample curvature.</w:t>
+        <w:t xml:space="preserve">The exporter-only specification (Panel H) provides the most direct test of H1b: if the inverted-U curvature reflects within-exporter intensity variation, the quadratic term should remain significant in that sub-sample. The near-flat pattern observed in Panel H (pooled FSTS_c²</w:t>
+      </w:r>
+      <w:r>
+        <w:t xml:space="preserve"> </w:t>
+      </w:r>
+      <m:oMath>
+        <m:r>
+          <m:t>β</m:t>
+        </m:r>
+        <m:r>
+          <m:rPr>
+            <m:sty m:val="p"/>
+          </m:rPr>
+          <m:t>=</m:t>
+        </m:r>
+        <m:r>
+          <m:rPr>
+            <m:sty m:val="p"/>
+          </m:rPr>
+          <m:t>−</m:t>
+        </m:r>
+        <m:r>
+          <m:t>0.200</m:t>
+        </m:r>
+      </m:oMath>
+      <w:r>
+        <w:t xml:space="preserve">, p = .660) instead indicates that the participation margin (H1a) is the dominant source of the full-sample curvature.</w:t>
       </w:r>
     </w:p>
     <w:bookmarkEnd w:id="31"/>
@@ -3626,7 +3795,24 @@
         <w:t xml:space="preserve"> </w:t>
       </w:r>
       <w:r>
-        <w:t xml:space="preserve">(M2) yields a positive linear term (β = 1.045, p = .015) and a negative quadratic term (β =</w:t>
+        <w:t xml:space="preserve">(M2) yields a positive linear term (</w:t>
+      </w:r>
+      <m:oMath>
+        <m:r>
+          <m:t>β</m:t>
+        </m:r>
+        <m:r>
+          <m:rPr>
+            <m:sty m:val="p"/>
+          </m:rPr>
+          <m:t>=</m:t>
+        </m:r>
+        <m:r>
+          <m:t>1.045</m:t>
+        </m:r>
+      </m:oMath>
+      <w:r>
+        <w:t xml:space="preserve">, p = .015) and a negative quadratic term (β =</w:t>
       </w:r>
       <w:r>
         <w:t xml:space="preserve"> </w:t>
@@ -3638,7 +3824,41 @@
         <w:t xml:space="preserve"> </w:t>
       </w:r>
       <w:r>
-        <w:t xml:space="preserve">specification (M7) both TCI_z (β = 0.215, p &lt; .001) and DAI_z (β = 0.175, p &lt; .001) are</w:t>
+        <w:t xml:space="preserve">specification (M7) both TCI_z (</w:t>
+      </w:r>
+      <m:oMath>
+        <m:r>
+          <m:t>β</m:t>
+        </m:r>
+        <m:r>
+          <m:rPr>
+            <m:sty m:val="p"/>
+          </m:rPr>
+          <m:t>=</m:t>
+        </m:r>
+        <m:r>
+          <m:t>0.215</m:t>
+        </m:r>
+      </m:oMath>
+      <w:r>
+        <w:t xml:space="preserve">, p &lt; .001) and DAI_z (</w:t>
+      </w:r>
+      <m:oMath>
+        <m:r>
+          <m:t>β</m:t>
+        </m:r>
+        <m:r>
+          <m:rPr>
+            <m:sty m:val="p"/>
+          </m:rPr>
+          <m:t>=</m:t>
+        </m:r>
+        <m:r>
+          <m:t>0.175</m:t>
+        </m:r>
+      </m:oMath>
+      <w:r>
+        <w:t xml:space="preserve">, p &lt; .001) are</w:t>
       </w:r>
       <w:r>
         <w:t xml:space="preserve"> </w:t>
@@ -4289,13 +4509,105 @@
         <w:t xml:space="preserve"> </w:t>
       </w:r>
       <w:r>
-        <w:t xml:space="preserve">The 2015 wave shows the curvature cleanly but the weakest digital channel. M2 produces FSTS_c β = 1.159 (p = .029) and FSTS_c² β = -2.115 (p = .004), with Lind–Mehlum p = .009. TCI_z retains a positive direct association (β = 0.128, p = .010) but at roughly 60 per</w:t>
-      </w:r>
-      <w:r>
-        <w:t xml:space="preserve"> </w:t>
-      </w:r>
-      <w:r>
-        <w:t xml:space="preserve">cent of the 2009 magnitude. DAI_z loses direct salience entirely (β = -0.044, p = .377). TCI</w:t>
+        <w:t xml:space="preserve">The 2015 wave shows the curvature cleanly but the weakest digital channel. M2 produces FSTS_c</w:t>
+      </w:r>
+      <w:r>
+        <w:t xml:space="preserve"> </w:t>
+      </w:r>
+      <m:oMath>
+        <m:r>
+          <m:t>β</m:t>
+        </m:r>
+        <m:r>
+          <m:rPr>
+            <m:sty m:val="p"/>
+          </m:rPr>
+          <m:t>=</m:t>
+        </m:r>
+        <m:r>
+          <m:t>1.159</m:t>
+        </m:r>
+      </m:oMath>
+      <w:r>
+        <w:t xml:space="preserve"> </w:t>
+      </w:r>
+      <w:r>
+        <w:t xml:space="preserve">(p = .029) and FSTS_c²</w:t>
+      </w:r>
+      <w:r>
+        <w:t xml:space="preserve"> </w:t>
+      </w:r>
+      <m:oMath>
+        <m:r>
+          <m:t>β</m:t>
+        </m:r>
+        <m:r>
+          <m:rPr>
+            <m:sty m:val="p"/>
+          </m:rPr>
+          <m:t>=</m:t>
+        </m:r>
+        <m:r>
+          <m:rPr>
+            <m:sty m:val="p"/>
+          </m:rPr>
+          <m:t>−</m:t>
+        </m:r>
+        <m:r>
+          <m:t>2.115</m:t>
+        </m:r>
+      </m:oMath>
+      <w:r>
+        <w:t xml:space="preserve"> </w:t>
+      </w:r>
+      <w:r>
+        <w:t xml:space="preserve">(p = .004), with Lind–Mehlum p = .009. TCI_z retains a positive direct association (</w:t>
+      </w:r>
+      <m:oMath>
+        <m:r>
+          <m:t>β</m:t>
+        </m:r>
+        <m:r>
+          <m:rPr>
+            <m:sty m:val="p"/>
+          </m:rPr>
+          <m:t>=</m:t>
+        </m:r>
+        <m:r>
+          <m:t>0.128</m:t>
+        </m:r>
+      </m:oMath>
+      <w:r>
+        <w:t xml:space="preserve">, p = .010) but at roughly 60 per</w:t>
+      </w:r>
+      <w:r>
+        <w:t xml:space="preserve"> </w:t>
+      </w:r>
+      <w:r>
+        <w:t xml:space="preserve">cent of the 2009 magnitude. DAI_z loses direct salience entirely (</w:t>
+      </w:r>
+      <m:oMath>
+        <m:r>
+          <m:t>β</m:t>
+        </m:r>
+        <m:r>
+          <m:rPr>
+            <m:sty m:val="p"/>
+          </m:rPr>
+          <m:t>=</m:t>
+        </m:r>
+        <m:r>
+          <m:rPr>
+            <m:sty m:val="p"/>
+          </m:rPr>
+          <m:t>−</m:t>
+        </m:r>
+        <m:r>
+          <m:t>0.044</m:t>
+        </m:r>
+      </m:oMath>
+      <w:r>
+        <w:t xml:space="preserve">, p = .377). TCI</w:t>
       </w:r>
       <w:r>
         <w:t xml:space="preserve"> </w:t>
@@ -4337,7 +4649,93 @@
         <w:t xml:space="preserve"> </w:t>
       </w:r>
       <w:r>
-        <w:t xml:space="preserve">The 2023 wave is where the digital-moderation signal emerges most sharply. M2 again indicates a clear inverted-U (FSTS_c β = 0.962, p = .039; FSTS_c² β = -1.686, p = .008; Lind–Mehlum p = .013). In the dual-direct M7, both capability dimensions are positive and significant (TCI_z β = 0.123, p = .006; DAI_z β = 0.095, p = .038). When the DAI interaction terms are added in M8, the linear interaction is negative and individually significant (FSTS_c × DAI_z = -0.912, p = .043), the quadratic interaction is positive but does not reach conventional significance (FSTS_c² × DAI_z = 1.043, p = .099), and the joint test is above the .05 threshold (M4 joint p = .102; M8 joint p = .062). The substantive reading is that, by 2023, basic digital adoption becomes more conditional on export intensity: as exporters move beyond moderate FSTS levels, the</w:t>
+        <w:t xml:space="preserve">The 2023 wave is where the digital-moderation signal emerges most sharply. M2 again indicates a clear inverted-U (FSTS_c</w:t>
+      </w:r>
+      <w:r>
+        <w:t xml:space="preserve"> </w:t>
+      </w:r>
+      <m:oMath>
+        <m:r>
+          <m:t>β</m:t>
+        </m:r>
+        <m:r>
+          <m:rPr>
+            <m:sty m:val="p"/>
+          </m:rPr>
+          <m:t>=</m:t>
+        </m:r>
+        <m:r>
+          <m:t>0.962</m:t>
+        </m:r>
+      </m:oMath>
+      <w:r>
+        <w:t xml:space="preserve">, p = .039; FSTS_c²</w:t>
+      </w:r>
+      <w:r>
+        <w:t xml:space="preserve"> </w:t>
+      </w:r>
+      <m:oMath>
+        <m:r>
+          <m:t>β</m:t>
+        </m:r>
+        <m:r>
+          <m:rPr>
+            <m:sty m:val="p"/>
+          </m:rPr>
+          <m:t>=</m:t>
+        </m:r>
+        <m:r>
+          <m:rPr>
+            <m:sty m:val="p"/>
+          </m:rPr>
+          <m:t>−</m:t>
+        </m:r>
+        <m:r>
+          <m:t>1.686</m:t>
+        </m:r>
+      </m:oMath>
+      <w:r>
+        <w:t xml:space="preserve">, p = .008; Lind–Mehlum p = .013). In the dual-direct M7, both capability dimensions are positive and significant (TCI_z</w:t>
+      </w:r>
+      <w:r>
+        <w:t xml:space="preserve"> </w:t>
+      </w:r>
+      <m:oMath>
+        <m:r>
+          <m:t>β</m:t>
+        </m:r>
+        <m:r>
+          <m:rPr>
+            <m:sty m:val="p"/>
+          </m:rPr>
+          <m:t>=</m:t>
+        </m:r>
+        <m:r>
+          <m:t>0.123</m:t>
+        </m:r>
+      </m:oMath>
+      <w:r>
+        <w:t xml:space="preserve">, p = .006; DAI_z</w:t>
+      </w:r>
+      <w:r>
+        <w:t xml:space="preserve"> </w:t>
+      </w:r>
+      <m:oMath>
+        <m:r>
+          <m:t>β</m:t>
+        </m:r>
+        <m:r>
+          <m:rPr>
+            <m:sty m:val="p"/>
+          </m:rPr>
+          <m:t>=</m:t>
+        </m:r>
+        <m:r>
+          <m:t>0.095</m:t>
+        </m:r>
+      </m:oMath>
+      <w:r>
+        <w:t xml:space="preserve">, p = .038). When the DAI interaction terms are added in M8, the linear interaction is negative and individually significant (FSTS_c × DAI_z = -0.912, p = .043), the quadratic interaction is positive but does not reach conventional significance (FSTS_c² × DAI_z = 1.043, p = .099), and the joint test is above the .05 threshold (M4 joint p = .102; M8 joint p = .062). The substantive reading is that, by 2023, basic digital adoption becomes more conditional on export intensity: as exporters move beyond moderate FSTS levels, the</w:t>
       </w:r>
     </w:p>
     <w:p>
@@ -4363,7 +4761,24 @@
         <w:t xml:space="preserve"> </w:t>
       </w:r>
       <w:r>
-        <w:t xml:space="preserve">A complementary interpretation, consistent with the 2SLS null for instrumented DAI (β=0.018, p=.942; Section 4.5 Panel K), is proxy obsolescence: by 2023, website presence (Tier 1, c22b) has become a minimum-threshold credential rather than a capability differentiator in Vietnam's maturing digital environment. Firms with and without websites are no longer meaningfully distinguished in their cross-border coordination capacity at the DAI tier that c22b captures. This interpretation predicts the negative DAI×FSTS interaction without requiring that "digital adoption is bad", instead, the instrument has lost its discriminatory power as Tier 1 adoption has diffused to near-universal levels (49.8% in 2023 vs 42.5% in 2009). The DAI_rich composite (Tier 1+2; Section 4.5 Panel B, 2023 only) provides a within-wave test of whether the sign shifts when transaction-enabling Tier-2 items (electronic-payment intensity) are added; future analyses extending Tier-2 indicators cross-wave would strengthen this within-WBES sensitivity check.</w:t>
+        <w:t xml:space="preserve">A complementary interpretation, consistent with the 2SLS null for instrumented DAI (</w:t>
+      </w:r>
+      <m:oMath>
+        <m:r>
+          <m:t>β</m:t>
+        </m:r>
+        <m:r>
+          <m:rPr>
+            <m:sty m:val="p"/>
+          </m:rPr>
+          <m:t>=</m:t>
+        </m:r>
+        <m:r>
+          <m:t>0.018</m:t>
+        </m:r>
+      </m:oMath>
+      <w:r>
+        <w:t xml:space="preserve">, p=.942; Section 4.5 Panel K), is proxy obsolescence: by 2023, website presence (Tier 1, c22b) has become a minimum-threshold credential rather than a capability differentiator in Vietnam's maturing digital environment. Firms with and without websites are no longer meaningfully distinguished in their cross-border coordination capacity at the DAI tier that c22b captures. This interpretation predicts the negative DAI×FSTS interaction without requiring that "digital adoption is bad", instead, the instrument has lost its discriminatory power as Tier 1 adoption has diffused to near-universal levels (49.8% in 2023 vs 42.5% in 2009). The DAI_rich composite (Tier 1+2; Section 4.5 Panel B, 2023 only) provides a within-wave test of whether the sign shifts when transaction-enabling Tier-2 items (electronic-payment intensity) are added; future analyses extending Tier-2 indicators cross-wave would strengthen this within-WBES sensitivity check.</w:t>
       </w:r>
       <w:r>
         <w:t xml:space="preserve"> </w:t>
@@ -4389,13 +4804,79 @@
         <w:pStyle w:val="BodyText"/>
       </w:pPr>
       <w:r>
-        <w:t xml:space="preserve">that survives in the 2009, 2023 and pooled panels. Website-based digital presence follows a nonmonotonic trajectory, strong in 2009 (β = 0.175 ***), null in 2015 (β = -0.044 n.s.), and</w:t>
-      </w:r>
-      <w:r>
-        <w:t xml:space="preserve"> </w:t>
-      </w:r>
-      <w:r>
-        <w:t xml:space="preserve">re-emerging in 2023 (β = 0.095 *), and its moderation channel materialises only in 2023.</w:t>
+        <w:t xml:space="preserve">that survives in the 2009, 2023 and pooled panels. Website-based digital presence follows a nonmonotonic trajectory, strong in 2009 (</w:t>
+      </w:r>
+      <m:oMath>
+        <m:r>
+          <m:t>β</m:t>
+        </m:r>
+        <m:r>
+          <m:rPr>
+            <m:sty m:val="p"/>
+          </m:rPr>
+          <m:t>=</m:t>
+        </m:r>
+        <m:r>
+          <m:t>0.175</m:t>
+        </m:r>
+      </m:oMath>
+      <w:r>
+        <w:t xml:space="preserve"> </w:t>
+      </w:r>
+      <w:r>
+        <w:t xml:space="preserve">***), null in 2015 (</w:t>
+      </w:r>
+      <m:oMath>
+        <m:r>
+          <m:t>β</m:t>
+        </m:r>
+        <m:r>
+          <m:rPr>
+            <m:sty m:val="p"/>
+          </m:rPr>
+          <m:t>=</m:t>
+        </m:r>
+        <m:r>
+          <m:rPr>
+            <m:sty m:val="p"/>
+          </m:rPr>
+          <m:t>−</m:t>
+        </m:r>
+        <m:r>
+          <m:t>0.044</m:t>
+        </m:r>
+      </m:oMath>
+      <w:r>
+        <w:t xml:space="preserve"> </w:t>
+      </w:r>
+      <w:r>
+        <w:t xml:space="preserve">n.s.), and</w:t>
+      </w:r>
+      <w:r>
+        <w:t xml:space="preserve"> </w:t>
+      </w:r>
+      <w:r>
+        <w:t xml:space="preserve">re-emerging in 2023 (</w:t>
+      </w:r>
+      <m:oMath>
+        <m:r>
+          <m:t>β</m:t>
+        </m:r>
+        <m:r>
+          <m:rPr>
+            <m:sty m:val="p"/>
+          </m:rPr>
+          <m:t>=</m:t>
+        </m:r>
+        <m:r>
+          <m:t>0.095</m:t>
+        </m:r>
+      </m:oMath>
+      <w:r>
+        <w:t xml:space="preserve"> </w:t>
+      </w:r>
+      <w:r>
+        <w:t xml:space="preserve">*), and its moderation channel materialises only in 2023.</w:t>
       </w:r>
       <w:r>
         <w:t xml:space="preserve"> </w:t>
@@ -4531,7 +5012,93 @@
         <w:pStyle w:val="FirstParagraph"/>
       </w:pPr>
       <w:r>
-        <w:t xml:space="preserve">The pooled estimates are consistent with a nonlinear internationalisation–performance relationship on average. In the pooled M2 specification, the linear FSTS_c term is positive (β = 0.984, p &lt; .001) and the quadratic FSTS_c² term is negative (β = -1.909, p &lt; .001); the Lind–Mehlum test rejects monotonicity at p &lt; .001 with an estimated turning point at 39.7 per cent of direct-export intensity. Following Haans, Pieters, and He (2016), all four formal conditions for a genuine inverted-U are met: (C1) β₁ = +0.984 (p &lt; .001), confirming a positive ascending limb; (C2) β₂ = −1.909 (p &lt; .001), confirming concavity; (C3) TP* = −β₁/(2β₂) = 39.7% falls within the observed FSTS range [0%, 100%]; and (C4) the predicted marginal return of internationalisation is positive at the lower data bound (FSTS = 0%, slope ≈ +1.52) and negative at the upper data bound (FSTS = 100%, slope ≈ −2.30), with opposite signs confirmed by the Lind–Mehlum (2010) u-test (p &lt; .001 binding). The curvature persists in the full M8 specification (FSTS_c β = 0.845, p = .006; FSTS_c² β = -1.650, p &lt; .001); the positive linear and negative quadratic coefficients are jointly consistent with the inverted-U pattern, consistent with H1 and aligning with the meta-analytic evidence on the nonlinear shape of internationalisation returns in emerging-market firms (Marano et al., 2016).</w:t>
+        <w:t xml:space="preserve">The pooled estimates are consistent with a nonlinear internationalisation–performance relationship on average. In the pooled M2 specification, the linear FSTS_c term is positive (</w:t>
+      </w:r>
+      <m:oMath>
+        <m:r>
+          <m:t>β</m:t>
+        </m:r>
+        <m:r>
+          <m:rPr>
+            <m:sty m:val="p"/>
+          </m:rPr>
+          <m:t>=</m:t>
+        </m:r>
+        <m:r>
+          <m:t>0.984</m:t>
+        </m:r>
+      </m:oMath>
+      <w:r>
+        <w:t xml:space="preserve">, p &lt; .001) and the quadratic FSTS_c² term is negative (</w:t>
+      </w:r>
+      <m:oMath>
+        <m:r>
+          <m:t>β</m:t>
+        </m:r>
+        <m:r>
+          <m:rPr>
+            <m:sty m:val="p"/>
+          </m:rPr>
+          <m:t>=</m:t>
+        </m:r>
+        <m:r>
+          <m:rPr>
+            <m:sty m:val="p"/>
+          </m:rPr>
+          <m:t>−</m:t>
+        </m:r>
+        <m:r>
+          <m:t>1.909</m:t>
+        </m:r>
+      </m:oMath>
+      <w:r>
+        <w:t xml:space="preserve">, p &lt; .001); the Lind–Mehlum test rejects monotonicity at p &lt; .001 with an estimated turning point at 39.7 per cent of direct-export intensity. Following Haans, Pieters, and He (2016), all four formal conditions for a genuine inverted-U are met: (C1) β₁ = +0.984 (p &lt; .001), confirming a positive ascending limb; (C2) β₂ = −1.909 (p &lt; .001), confirming concavity; (C3) TP* = −β₁/(2β₂) = 39.7% falls within the observed FSTS range [0%, 100%]; and (C4) the predicted marginal return of internationalisation is positive at the lower data bound (FSTS = 0%, slope ≈ +1.52) and negative at the upper data bound (FSTS = 100%, slope ≈ −2.30), with opposite signs confirmed by the Lind–Mehlum (2010) u-test (p &lt; .001 binding). The curvature persists in the full M8 specification (FSTS_c</w:t>
+      </w:r>
+      <w:r>
+        <w:t xml:space="preserve"> </w:t>
+      </w:r>
+      <m:oMath>
+        <m:r>
+          <m:t>β</m:t>
+        </m:r>
+        <m:r>
+          <m:rPr>
+            <m:sty m:val="p"/>
+          </m:rPr>
+          <m:t>=</m:t>
+        </m:r>
+        <m:r>
+          <m:t>0.845</m:t>
+        </m:r>
+      </m:oMath>
+      <w:r>
+        <w:t xml:space="preserve">, p = .006; FSTS_c²</w:t>
+      </w:r>
+      <w:r>
+        <w:t xml:space="preserve"> </w:t>
+      </w:r>
+      <m:oMath>
+        <m:r>
+          <m:t>β</m:t>
+        </m:r>
+        <m:r>
+          <m:rPr>
+            <m:sty m:val="p"/>
+          </m:rPr>
+          <m:t>=</m:t>
+        </m:r>
+        <m:r>
+          <m:rPr>
+            <m:sty m:val="p"/>
+          </m:rPr>
+          <m:t>−</m:t>
+        </m:r>
+        <m:r>
+          <m:t>1.650</m:t>
+        </m:r>
+      </m:oMath>
+      <w:r>
+        <w:t xml:space="preserve">, p &lt; .001); the positive linear and negative quadratic coefficients are jointly consistent with the inverted-U pattern, consistent with H1 and aligning with the meta-analytic evidence on the nonlinear shape of internationalisation returns in emerging-market firms (Marano et al., 2016).</w:t>
       </w:r>
       <w:r>
         <w:t xml:space="preserve"> </w:t>
@@ -5012,7 +5579,75 @@
         <w:pStyle w:val="BodyText"/>
       </w:pPr>
       <w:r>
-        <w:t xml:space="preserve">The pooled evidence suggests that both technological capability and basic digital adoption are positively associated with firm performance on average. In the pooled M7 dual-direct specification, TCI_z is positive (β = 0.179, p &lt; .001), and DAI_z is positive and significant (β = 0.078, p = .004). In the full M8 specification, the TCI_z coefficient is essentially unchanged (β = 0.184, p &lt; .001), while the DAI_z direct coefficient becomes statistically indistinguishable from zero (β = 0.032, p = .537) once the interaction terms are entered.</w:t>
+        <w:t xml:space="preserve">The pooled evidence suggests that both technological capability and basic digital adoption are positively associated with firm performance on average. In the pooled M7 dual-direct specification, TCI_z is positive (</w:t>
+      </w:r>
+      <m:oMath>
+        <m:r>
+          <m:t>β</m:t>
+        </m:r>
+        <m:r>
+          <m:rPr>
+            <m:sty m:val="p"/>
+          </m:rPr>
+          <m:t>=</m:t>
+        </m:r>
+        <m:r>
+          <m:t>0.179</m:t>
+        </m:r>
+      </m:oMath>
+      <w:r>
+        <w:t xml:space="preserve">, p &lt; .001), and DAI_z is positive and significant (</w:t>
+      </w:r>
+      <m:oMath>
+        <m:r>
+          <m:t>β</m:t>
+        </m:r>
+        <m:r>
+          <m:rPr>
+            <m:sty m:val="p"/>
+          </m:rPr>
+          <m:t>=</m:t>
+        </m:r>
+        <m:r>
+          <m:t>0.078</m:t>
+        </m:r>
+      </m:oMath>
+      <w:r>
+        <w:t xml:space="preserve">, p = .004). In the full M8 specification, the TCI_z coefficient is essentially unchanged (</w:t>
+      </w:r>
+      <m:oMath>
+        <m:r>
+          <m:t>β</m:t>
+        </m:r>
+        <m:r>
+          <m:rPr>
+            <m:sty m:val="p"/>
+          </m:rPr>
+          <m:t>=</m:t>
+        </m:r>
+        <m:r>
+          <m:t>0.184</m:t>
+        </m:r>
+      </m:oMath>
+      <w:r>
+        <w:t xml:space="preserve">, p &lt; .001), while the DAI_z direct coefficient becomes statistically indistinguishable from zero (</w:t>
+      </w:r>
+      <m:oMath>
+        <m:r>
+          <m:t>β</m:t>
+        </m:r>
+        <m:r>
+          <m:rPr>
+            <m:sty m:val="p"/>
+          </m:rPr>
+          <m:t>=</m:t>
+        </m:r>
+        <m:r>
+          <m:t>0.032</m:t>
+        </m:r>
+      </m:oMath>
+      <w:r>
+        <w:t xml:space="preserve">, p = .537) once the interaction terms are entered.</w:t>
       </w:r>
       <w:r>
         <w:t xml:space="preserve"> </w:t>
@@ -5478,7 +6113,101 @@
         <w:pStyle w:val="BodyText"/>
       </w:pPr>
       <w:r>
-        <w:t xml:space="preserve">H2 is supported: the positive TCI_z direct coefficient (pooled β = 0.179, p &lt; .001) is statistically significant in all three wave-specific periods (2009 p &lt; .001; 2015 p = .010; 2023 p = .006), and statistically distinguishable TCI moderation appears in three of four panels (M3 joint p = .040, .713, .027 and .003). The baseline DAI_z control reports a positive pooled level association (β = 0.078, p = .004) but with substantial wave-to-wave variability, strong in 2009 (β = 0.175, p &lt; .001), null in 2015 (β = -0.044, p = .377), and re-emerging in 2023 (β = 0.095, p = .038). Because DAI_z indexes only Tier-1 website presence and is not formalised as a primary hypothesis in this paper, this wave variation is reported descriptively rather than as a hypothesis test. The Paternoster cross-wave z-tests (Section 4.5, Panel F) indicate that the 2009-to-2015 fall (z = 3.353, p &lt; .001) and the 2015-to-2023 recovery (z = -2.051, p = .040) are both statistically distinguishable shifts in the descriptive Tier-1 series.</w:t>
+        <w:t xml:space="preserve">H2 is supported: the positive TCI_z direct coefficient (pooled</w:t>
+      </w:r>
+      <w:r>
+        <w:t xml:space="preserve"> </w:t>
+      </w:r>
+      <m:oMath>
+        <m:r>
+          <m:t>β</m:t>
+        </m:r>
+        <m:r>
+          <m:rPr>
+            <m:sty m:val="p"/>
+          </m:rPr>
+          <m:t>=</m:t>
+        </m:r>
+        <m:r>
+          <m:t>0.179</m:t>
+        </m:r>
+      </m:oMath>
+      <w:r>
+        <w:t xml:space="preserve">, p &lt; .001) is statistically significant in all three wave-specific periods (2009 p &lt; .001; 2015 p = .010; 2023 p = .006), and statistically distinguishable TCI moderation appears in three of four panels (M3 joint p = .040, .713, .027 and .003). The baseline DAI_z control reports a positive pooled level association (</w:t>
+      </w:r>
+      <m:oMath>
+        <m:r>
+          <m:t>β</m:t>
+        </m:r>
+        <m:r>
+          <m:rPr>
+            <m:sty m:val="p"/>
+          </m:rPr>
+          <m:t>=</m:t>
+        </m:r>
+        <m:r>
+          <m:t>0.078</m:t>
+        </m:r>
+      </m:oMath>
+      <w:r>
+        <w:t xml:space="preserve">, p = .004) but with substantial wave-to-wave variability, strong in 2009 (</w:t>
+      </w:r>
+      <m:oMath>
+        <m:r>
+          <m:t>β</m:t>
+        </m:r>
+        <m:r>
+          <m:rPr>
+            <m:sty m:val="p"/>
+          </m:rPr>
+          <m:t>=</m:t>
+        </m:r>
+        <m:r>
+          <m:t>0.175</m:t>
+        </m:r>
+      </m:oMath>
+      <w:r>
+        <w:t xml:space="preserve">, p &lt; .001), null in 2015 (</w:t>
+      </w:r>
+      <m:oMath>
+        <m:r>
+          <m:t>β</m:t>
+        </m:r>
+        <m:r>
+          <m:rPr>
+            <m:sty m:val="p"/>
+          </m:rPr>
+          <m:t>=</m:t>
+        </m:r>
+        <m:r>
+          <m:rPr>
+            <m:sty m:val="p"/>
+          </m:rPr>
+          <m:t>−</m:t>
+        </m:r>
+        <m:r>
+          <m:t>0.044</m:t>
+        </m:r>
+      </m:oMath>
+      <w:r>
+        <w:t xml:space="preserve">, p = .377), and re-emerging in 2023 (</w:t>
+      </w:r>
+      <m:oMath>
+        <m:r>
+          <m:t>β</m:t>
+        </m:r>
+        <m:r>
+          <m:rPr>
+            <m:sty m:val="p"/>
+          </m:rPr>
+          <m:t>=</m:t>
+        </m:r>
+        <m:r>
+          <m:t>0.095</m:t>
+        </m:r>
+      </m:oMath>
+      <w:r>
+        <w:t xml:space="preserve">, p = .038). Because DAI_z indexes only Tier-1 website presence and is not formalised as a primary hypothesis in this paper, this wave variation is reported descriptively rather than as a hypothesis test. The Paternoster cross-wave z-tests (Section 4.5, Panel F) indicate that the 2009-to-2015 fall (z = 3.353, p &lt; .001) and the 2015-to-2023 recovery (z = -2.051, p = .040) are both statistically distinguishable shifts in the descriptive Tier-1 series.</w:t>
       </w:r>
       <w:r>
         <w:t xml:space="preserve"> </w:t>
@@ -5653,7 +6382,56 @@
         <w:t xml:space="preserve"> </w:t>
       </w:r>
       <w:r>
-        <w:t xml:space="preserve">the exporter-only sub-sample (FSTS &gt; 0; pooled N = 669, 4.5 Panel H), the linear FSTS_c term is negative (β = -0.861, p &lt; .001) but the quadratic term is not significant (FSTS_c² β = -0.200, p = .660, M8 joint p = .462). H1a (participation margin) is therefore the dominant</w:t>
+        <w:t xml:space="preserve">the exporter-only sub-sample (FSTS &gt; 0; pooled N = 669, 4.5 Panel H), the linear FSTS_c term is negative (</w:t>
+      </w:r>
+      <m:oMath>
+        <m:r>
+          <m:t>β</m:t>
+        </m:r>
+        <m:r>
+          <m:rPr>
+            <m:sty m:val="p"/>
+          </m:rPr>
+          <m:t>=</m:t>
+        </m:r>
+        <m:r>
+          <m:rPr>
+            <m:sty m:val="p"/>
+          </m:rPr>
+          <m:t>−</m:t>
+        </m:r>
+        <m:r>
+          <m:t>0.861</m:t>
+        </m:r>
+      </m:oMath>
+      <w:r>
+        <w:t xml:space="preserve">, p &lt; .001) but the quadratic term is not significant (FSTS_c²</w:t>
+      </w:r>
+      <w:r>
+        <w:t xml:space="preserve"> </w:t>
+      </w:r>
+      <m:oMath>
+        <m:r>
+          <m:t>β</m:t>
+        </m:r>
+        <m:r>
+          <m:rPr>
+            <m:sty m:val="p"/>
+          </m:rPr>
+          <m:t>=</m:t>
+        </m:r>
+        <m:r>
+          <m:rPr>
+            <m:sty m:val="p"/>
+          </m:rPr>
+          <m:t>−</m:t>
+        </m:r>
+        <m:r>
+          <m:t>0.200</m:t>
+        </m:r>
+      </m:oMath>
+      <w:r>
+        <w:t xml:space="preserve">, p = .660, M8 joint p = .462). H1a (participation margin) is therefore the dominant</w:t>
       </w:r>
       <w:r>
         <w:t xml:space="preserve"> </w:t>
@@ -5749,19 +6527,179 @@
         <w:pStyle w:val="BodyText"/>
       </w:pPr>
       <w:r>
-        <w:t xml:space="preserve">The inverted-U is preserved in both subsets but is sharper in manufacturing (FSTS_c β = 0.971, p = .001; FSTS_c² β = -1.883, p &lt; .001) than in non-manufacturing (FSTS_c β = 1.615, p = .064, marginal; FSTS_c² β = -2.479, p = .046). More substantively, the capability and digital-adoption channels operate primarily in manufacturing. In the M7 dual-direct specification, manufacturing firms display a strong TCI_z direct association (β = 0.223, p &lt; .001) and a positive DAI_z direct association (β = 0.087,</w:t>
-      </w:r>
-      <w:r>
-        <w:t xml:space="preserve"> </w:t>
-      </w:r>
-      <w:r>
-        <w:t xml:space="preserve">p = .009), while non-manufacturing firms show only a marginal TCI_z effect (β = 0.090, p =</w:t>
-      </w:r>
-      <w:r>
-        <w:t xml:space="preserve"> </w:t>
-      </w:r>
-      <w:r>
-        <w:t xml:space="preserve">.096) and a null DAI_z effect (β = 0.068, p = .133). The DAI moderation channel is concentrated in manufacturing (M8 joint p = .103, marginal; FSTS_c × DAI_z = -0.543, p = .079)</w:t>
+        <w:t xml:space="preserve">The inverted-U is preserved in both subsets but is sharper in manufacturing (FSTS_c</w:t>
+      </w:r>
+      <w:r>
+        <w:t xml:space="preserve"> </w:t>
+      </w:r>
+      <m:oMath>
+        <m:r>
+          <m:t>β</m:t>
+        </m:r>
+        <m:r>
+          <m:rPr>
+            <m:sty m:val="p"/>
+          </m:rPr>
+          <m:t>=</m:t>
+        </m:r>
+        <m:r>
+          <m:t>0.971</m:t>
+        </m:r>
+      </m:oMath>
+      <w:r>
+        <w:t xml:space="preserve">, p = .001; FSTS_c²</w:t>
+      </w:r>
+      <w:r>
+        <w:t xml:space="preserve"> </w:t>
+      </w:r>
+      <m:oMath>
+        <m:r>
+          <m:t>β</m:t>
+        </m:r>
+        <m:r>
+          <m:rPr>
+            <m:sty m:val="p"/>
+          </m:rPr>
+          <m:t>=</m:t>
+        </m:r>
+        <m:r>
+          <m:rPr>
+            <m:sty m:val="p"/>
+          </m:rPr>
+          <m:t>−</m:t>
+        </m:r>
+        <m:r>
+          <m:t>1.883</m:t>
+        </m:r>
+      </m:oMath>
+      <w:r>
+        <w:t xml:space="preserve">, p &lt; .001) than in non-manufacturing (FSTS_c</w:t>
+      </w:r>
+      <w:r>
+        <w:t xml:space="preserve"> </w:t>
+      </w:r>
+      <m:oMath>
+        <m:r>
+          <m:t>β</m:t>
+        </m:r>
+        <m:r>
+          <m:rPr>
+            <m:sty m:val="p"/>
+          </m:rPr>
+          <m:t>=</m:t>
+        </m:r>
+        <m:r>
+          <m:t>1.615</m:t>
+        </m:r>
+      </m:oMath>
+      <w:r>
+        <w:t xml:space="preserve">, p = .064, marginal; FSTS_c²</w:t>
+      </w:r>
+      <w:r>
+        <w:t xml:space="preserve"> </w:t>
+      </w:r>
+      <m:oMath>
+        <m:r>
+          <m:t>β</m:t>
+        </m:r>
+        <m:r>
+          <m:rPr>
+            <m:sty m:val="p"/>
+          </m:rPr>
+          <m:t>=</m:t>
+        </m:r>
+        <m:r>
+          <m:rPr>
+            <m:sty m:val="p"/>
+          </m:rPr>
+          <m:t>−</m:t>
+        </m:r>
+        <m:r>
+          <m:t>2.479</m:t>
+        </m:r>
+      </m:oMath>
+      <w:r>
+        <w:t xml:space="preserve">, p = .046). More substantively, the capability and digital-adoption channels operate primarily in manufacturing. In the M7 dual-direct specification, manufacturing firms display a strong TCI_z direct association (</w:t>
+      </w:r>
+      <m:oMath>
+        <m:r>
+          <m:t>β</m:t>
+        </m:r>
+        <m:r>
+          <m:rPr>
+            <m:sty m:val="p"/>
+          </m:rPr>
+          <m:t>=</m:t>
+        </m:r>
+        <m:r>
+          <m:t>0.223</m:t>
+        </m:r>
+      </m:oMath>
+      <w:r>
+        <w:t xml:space="preserve">, p &lt; .001) and a positive DAI_z direct association (</w:t>
+      </w:r>
+      <m:oMath>
+        <m:r>
+          <m:t>β</m:t>
+        </m:r>
+        <m:r>
+          <m:rPr>
+            <m:sty m:val="p"/>
+          </m:rPr>
+          <m:t>=</m:t>
+        </m:r>
+        <m:r>
+          <m:t>0.087</m:t>
+        </m:r>
+      </m:oMath>
+      <w:r>
+        <w:t xml:space="preserve">,</w:t>
+      </w:r>
+      <w:r>
+        <w:t xml:space="preserve"> </w:t>
+      </w:r>
+      <w:r>
+        <w:t xml:space="preserve">p = .009), while non-manufacturing firms show only a marginal TCI_z effect (</w:t>
+      </w:r>
+      <m:oMath>
+        <m:r>
+          <m:t>β</m:t>
+        </m:r>
+        <m:r>
+          <m:rPr>
+            <m:sty m:val="p"/>
+          </m:rPr>
+          <m:t>=</m:t>
+        </m:r>
+        <m:r>
+          <m:t>0.090</m:t>
+        </m:r>
+      </m:oMath>
+      <w:r>
+        <w:t xml:space="preserve">, p =</w:t>
+      </w:r>
+      <w:r>
+        <w:t xml:space="preserve"> </w:t>
+      </w:r>
+      <w:r>
+        <w:t xml:space="preserve">.096) and a null DAI_z effect (</w:t>
+      </w:r>
+      <m:oMath>
+        <m:r>
+          <m:t>β</m:t>
+        </m:r>
+        <m:r>
+          <m:rPr>
+            <m:sty m:val="p"/>
+          </m:rPr>
+          <m:t>=</m:t>
+        </m:r>
+        <m:r>
+          <m:t>0.068</m:t>
+        </m:r>
+      </m:oMath>
+      <w:r>
+        <w:t xml:space="preserve">, p = .133). The DAI moderation channel is concentrated in manufacturing (M8 joint p = .103, marginal; FSTS_c × DAI_z = -0.543, p = .079)</w:t>
       </w:r>
       <w:r>
         <w:t xml:space="preserve"> </w:t>
@@ -5833,13 +6771,62 @@
         <w:t xml:space="preserve"> </w:t>
       </w:r>
       <w:r>
-        <w:t xml:space="preserve">pooled exporter-only specification yields a negative linear FSTS_c term (β = -0.861, p &lt; .001)</w:t>
-      </w:r>
-      <w:r>
-        <w:t xml:space="preserve"> </w:t>
-      </w:r>
-      <w:r>
-        <w:t xml:space="preserve">but a non-significant quadratic term (FSTS_c² β = -0.200, p = .660), and the joint M8 test of the curvature plus moderation block is not significant (joint F p = .462). The wave-specific exporteronly estimates are similarly noisier and individually weaker than the full-sample counterparts.</w:t>
+        <w:t xml:space="preserve">pooled exporter-only specification yields a negative linear FSTS_c term (</w:t>
+      </w:r>
+      <m:oMath>
+        <m:r>
+          <m:t>β</m:t>
+        </m:r>
+        <m:r>
+          <m:rPr>
+            <m:sty m:val="p"/>
+          </m:rPr>
+          <m:t>=</m:t>
+        </m:r>
+        <m:r>
+          <m:rPr>
+            <m:sty m:val="p"/>
+          </m:rPr>
+          <m:t>−</m:t>
+        </m:r>
+        <m:r>
+          <m:t>0.861</m:t>
+        </m:r>
+      </m:oMath>
+      <w:r>
+        <w:t xml:space="preserve">, p &lt; .001)</w:t>
+      </w:r>
+      <w:r>
+        <w:t xml:space="preserve"> </w:t>
+      </w:r>
+      <w:r>
+        <w:t xml:space="preserve">but a non-significant quadratic term (FSTS_c²</w:t>
+      </w:r>
+      <w:r>
+        <w:t xml:space="preserve"> </w:t>
+      </w:r>
+      <m:oMath>
+        <m:r>
+          <m:t>β</m:t>
+        </m:r>
+        <m:r>
+          <m:rPr>
+            <m:sty m:val="p"/>
+          </m:rPr>
+          <m:t>=</m:t>
+        </m:r>
+        <m:r>
+          <m:rPr>
+            <m:sty m:val="p"/>
+          </m:rPr>
+          <m:t>−</m:t>
+        </m:r>
+        <m:r>
+          <m:t>0.200</m:t>
+        </m:r>
+      </m:oMath>
+      <w:r>
+        <w:t xml:space="preserve">, p = .660), and the joint M8 test of the curvature plus moderation block is not significant (joint F p = .462). The wave-specific exporteronly estimates are similarly noisier and individually weaker than the full-sample counterparts.</w:t>
       </w:r>
       <w:r>
         <w:t xml:space="preserve"> </w:t>
@@ -5917,7 +6904,30 @@
         <w:t xml:space="preserve"> </w:t>
       </w:r>
       <w:r>
-        <w:t xml:space="preserve">Functional form check, cubic extension. To test whether an S-curve (cubic) specification better captures the I–P pattern, we augment the pooled M2 with a cubic term FSTS_c³. The cubic coefficient is not statistically significant (β = −1.763, p = .287), and model-fit criteria favour the quadratic: AIC decreases by 0.99 and BIC decreases by 7.0 when moving from the cubic back to the quadratic specification. The cubic term does not alter the turning-point estimate or any focal coefficient substantively. The simpler inverted-U (M2) is therefore preferred over the S-curve on both inferential and parsimony grounds.</w:t>
+        <w:t xml:space="preserve">Functional form check, cubic extension. To test whether an S-curve (cubic) specification better captures the I–P pattern, we augment the pooled M2 with a cubic term FSTS_c³. The cubic coefficient is not statistically significant (</w:t>
+      </w:r>
+      <m:oMath>
+        <m:r>
+          <m:t>β</m:t>
+        </m:r>
+        <m:r>
+          <m:rPr>
+            <m:sty m:val="p"/>
+          </m:rPr>
+          <m:t>=</m:t>
+        </m:r>
+        <m:r>
+          <m:rPr>
+            <m:sty m:val="p"/>
+          </m:rPr>
+          <m:t>−</m:t>
+        </m:r>
+        <m:r>
+          <m:t>1.763</m:t>
+        </m:r>
+      </m:oMath>
+      <w:r>
+        <w:t xml:space="preserve">, p = .287), and model-fit criteria favour the quadratic: AIC decreases by 0.99 and BIC decreases by 7.0 when moving from the cubic back to the quadratic specification. The cubic term does not alter the turning-point estimate or any focal coefficient substantively. The simpler inverted-U (M2) is therefore preferred over the S-curve on both inferential and parsimony grounds.</w:t>
       </w:r>
     </w:p>
     <w:p>
@@ -5996,7 +7006,24 @@
         <w:pStyle w:val="BodyText"/>
       </w:pPr>
       <w:r>
-        <w:t xml:space="preserve">Two-stage least-squares estimation using leave-one-out sector × region × wave peer-adoption rates as instruments (Panel K; first-stage F-statistics 22–35, well above the Staiger–Stock threshold) returns an instrumented DAI estimate of 0.018 (p = .942) and an instrumented TCI estimate of 1.639 (p &lt; .001). The null 2SLS DAI coefficient is a key robustness result: it indicates that website presence does not plausibly cause productivity improvements in 2023 Vietnam, reinforcing the Tier 1 proxy obsolescence interpretation of the negative DAI×FSTS interaction. The strongly positive instrumented TCI coefficient (β=1.639, p&lt;.001, substantially larger than the OLS estimate, consistent with attenuation-bias correction) further indicates that foreign-technology and standards capability is the robust productivity-relevant mechanism in this institutional setting. The instrument set (peer-adoption rates within sector × region × wave cells) satisfies relevance (strong first stage) and approximate exclusion (peer-adoption rates are unlikely to affect individual firm productivity through channels other than DAI adoption, conditional on sector-wave cells). Oster (2019) δ-stability bounds (assuming R_max = 1.3 × R_controlled) indicate that no focal coefficient changes sign or collapses to zero under plausible magnitudes of unobserved selection. Full 2SLS first-stage results and Oster bound calculations are reported in Online Appendix Table B.</w:t>
+        <w:t xml:space="preserve">Two-stage least-squares estimation using leave-one-out sector × region × wave peer-adoption rates as instruments (Panel K; first-stage F-statistics 22–35, well above the Staiger–Stock threshold) returns an instrumented DAI estimate of 0.018 (p = .942) and an instrumented TCI estimate of 1.639 (p &lt; .001). The null 2SLS DAI coefficient is a key robustness result: it indicates that website presence does not plausibly cause productivity improvements in 2023 Vietnam, reinforcing the Tier 1 proxy obsolescence interpretation of the negative DAI×FSTS interaction. The strongly positive instrumented TCI coefficient (</w:t>
+      </w:r>
+      <m:oMath>
+        <m:r>
+          <m:t>β</m:t>
+        </m:r>
+        <m:r>
+          <m:rPr>
+            <m:sty m:val="p"/>
+          </m:rPr>
+          <m:t>=</m:t>
+        </m:r>
+        <m:r>
+          <m:t>1.639</m:t>
+        </m:r>
+      </m:oMath>
+      <w:r>
+        <w:t xml:space="preserve">, p&lt;.001, substantially larger than the OLS estimate, consistent with attenuation-bias correction) further indicates that foreign-technology and standards capability is the robust productivity-relevant mechanism in this institutional setting. The instrument set (peer-adoption rates within sector × region × wave cells) satisfies relevance (strong first stage) and approximate exclusion (peer-adoption rates are unlikely to affect individual firm productivity through channels other than DAI adoption, conditional on sector-wave cells). Oster (2019) δ-stability bounds (assuming R_max = 1.3 × R_controlled) indicate that no focal coefficient changes sign or collapses to zero under plausible magnitudes of unobserved selection. Full 2SLS first-stage results and Oster bound calculations are reported in Online Appendix Table B.</w:t>
       </w:r>
     </w:p>
     <w:p>
@@ -17883,43 +18910,43 @@
               <w:jc w:val="left"/>
             </w:pPr>
             <w:r>
-              <w:t xml:space="preserve">z=-0.61 (p=0.543)</w:t>
-            </w:r>
-          </w:p>
-        </w:tc>
-        <w:tc>
-          <w:tcPr/>
-          <w:p>
-            <w:pPr>
-              <w:pStyle w:val="Compact"/>
-              <w:jc w:val="left"/>
-            </w:pPr>
-            <w:r>
-              <w:t xml:space="preserve">z=0.96 (p=0.337)</w:t>
-            </w:r>
-          </w:p>
-        </w:tc>
-        <w:tc>
-          <w:tcPr/>
-          <w:p>
-            <w:pPr>
-              <w:pStyle w:val="Compact"/>
-              <w:jc w:val="left"/>
-            </w:pPr>
-            <w:r>
-              <w:t xml:space="preserve">z=1.29 (p=0.198)</w:t>
-            </w:r>
-          </w:p>
-        </w:tc>
-        <w:tc>
-          <w:tcPr/>
-          <w:p>
-            <w:pPr>
-              <w:pStyle w:val="Compact"/>
-              <w:jc w:val="left"/>
-            </w:pPr>
-            <w:r>
-              <w:t xml:space="preserve">z=3.35 (p=0.001)</w:t>
+              <w:t xml:space="preserve">z=-0.61 (p = .543)</w:t>
+            </w:r>
+          </w:p>
+        </w:tc>
+        <w:tc>
+          <w:tcPr/>
+          <w:p>
+            <w:pPr>
+              <w:pStyle w:val="Compact"/>
+              <w:jc w:val="left"/>
+            </w:pPr>
+            <w:r>
+              <w:t xml:space="preserve">z=0.96 (p = .337)</w:t>
+            </w:r>
+          </w:p>
+        </w:tc>
+        <w:tc>
+          <w:tcPr/>
+          <w:p>
+            <w:pPr>
+              <w:pStyle w:val="Compact"/>
+              <w:jc w:val="left"/>
+            </w:pPr>
+            <w:r>
+              <w:t xml:space="preserve">z=1.29 (p = .198)</w:t>
+            </w:r>
+          </w:p>
+        </w:tc>
+        <w:tc>
+          <w:tcPr/>
+          <w:p>
+            <w:pPr>
+              <w:pStyle w:val="Compact"/>
+              <w:jc w:val="left"/>
+            </w:pPr>
+            <w:r>
+              <w:t xml:space="preserve">z=3.35 (p = .001)</w:t>
             </w:r>
           </w:p>
         </w:tc>
@@ -17945,43 +18972,43 @@
               <w:jc w:val="left"/>
             </w:pPr>
             <w:r>
-              <w:t xml:space="preserve">z=0.09 (p=0.926)</w:t>
-            </w:r>
-          </w:p>
-        </w:tc>
-        <w:tc>
-          <w:tcPr/>
-          <w:p>
-            <w:pPr>
-              <w:pStyle w:val="Compact"/>
-              <w:jc w:val="left"/>
-            </w:pPr>
-            <w:r>
-              <w:t xml:space="preserve">z=0.14 (p=0.888)</w:t>
-            </w:r>
-          </w:p>
-        </w:tc>
-        <w:tc>
-          <w:tcPr/>
-          <w:p>
-            <w:pPr>
-              <w:pStyle w:val="Compact"/>
-              <w:jc w:val="left"/>
-            </w:pPr>
-            <w:r>
-              <w:t xml:space="preserve">z=1.42 (p=0.155)</w:t>
-            </w:r>
-          </w:p>
-        </w:tc>
-        <w:tc>
-          <w:tcPr/>
-          <w:p>
-            <w:pPr>
-              <w:pStyle w:val="Compact"/>
-              <w:jc w:val="left"/>
-            </w:pPr>
-            <w:r>
-              <w:t xml:space="preserve">z=1.28 (p=0.201)</w:t>
+              <w:t xml:space="preserve">z=0.09 (p = .926)</w:t>
+            </w:r>
+          </w:p>
+        </w:tc>
+        <w:tc>
+          <w:tcPr/>
+          <w:p>
+            <w:pPr>
+              <w:pStyle w:val="Compact"/>
+              <w:jc w:val="left"/>
+            </w:pPr>
+            <w:r>
+              <w:t xml:space="preserve">z=0.14 (p = .888)</w:t>
+            </w:r>
+          </w:p>
+        </w:tc>
+        <w:tc>
+          <w:tcPr/>
+          <w:p>
+            <w:pPr>
+              <w:pStyle w:val="Compact"/>
+              <w:jc w:val="left"/>
+            </w:pPr>
+            <w:r>
+              <w:t xml:space="preserve">z=1.42 (p = .155)</w:t>
+            </w:r>
+          </w:p>
+        </w:tc>
+        <w:tc>
+          <w:tcPr/>
+          <w:p>
+            <w:pPr>
+              <w:pStyle w:val="Compact"/>
+              <w:jc w:val="left"/>
+            </w:pPr>
+            <w:r>
+              <w:t xml:space="preserve">z=1.28 (p = .201)</w:t>
             </w:r>
           </w:p>
         </w:tc>
@@ -18007,43 +19034,43 @@
               <w:jc w:val="left"/>
             </w:pPr>
             <w:r>
-              <w:t xml:space="preserve">z=0.66 (p=0.509)</w:t>
-            </w:r>
-          </w:p>
-        </w:tc>
-        <w:tc>
-          <w:tcPr/>
-          <w:p>
-            <w:pPr>
-              <w:pStyle w:val="Compact"/>
-              <w:jc w:val="left"/>
-            </w:pPr>
-            <w:r>
-              <w:t xml:space="preserve">z=-0.84 (p=0.400)</w:t>
-            </w:r>
-          </w:p>
-        </w:tc>
-        <w:tc>
-          <w:tcPr/>
-          <w:p>
-            <w:pPr>
-              <w:pStyle w:val="Compact"/>
-              <w:jc w:val="left"/>
-            </w:pPr>
-            <w:r>
-              <w:t xml:space="preserve">z=0.07 (p=0.947)</w:t>
-            </w:r>
-          </w:p>
-        </w:tc>
-        <w:tc>
-          <w:tcPr/>
-          <w:p>
-            <w:pPr>
-              <w:pStyle w:val="Compact"/>
-              <w:jc w:val="left"/>
-            </w:pPr>
-            <w:r>
-              <w:t xml:space="preserve">z=-2.05 (p=0.040)</w:t>
+              <w:t xml:space="preserve">z=0.66 (p = .509)</w:t>
+            </w:r>
+          </w:p>
+        </w:tc>
+        <w:tc>
+          <w:tcPr/>
+          <w:p>
+            <w:pPr>
+              <w:pStyle w:val="Compact"/>
+              <w:jc w:val="left"/>
+            </w:pPr>
+            <w:r>
+              <w:t xml:space="preserve">z=-0.84 (p = .400)</w:t>
+            </w:r>
+          </w:p>
+        </w:tc>
+        <w:tc>
+          <w:tcPr/>
+          <w:p>
+            <w:pPr>
+              <w:pStyle w:val="Compact"/>
+              <w:jc w:val="left"/>
+            </w:pPr>
+            <w:r>
+              <w:t xml:space="preserve">z=0.07 (p = .947)</w:t>
+            </w:r>
+          </w:p>
+        </w:tc>
+        <w:tc>
+          <w:tcPr/>
+          <w:p>
+            <w:pPr>
+              <w:pStyle w:val="Compact"/>
+              <w:jc w:val="left"/>
+            </w:pPr>
+            <w:r>
+              <w:t xml:space="preserve">z=-2.05 (p = .040)</w:t>
             </w:r>
           </w:p>
         </w:tc>
@@ -18231,7 +19258,24 @@
         <w:t xml:space="preserve"> </w:t>
       </w:r>
       <w:r>
-        <w:t xml:space="preserve">attenuates to a null under 2SLS (β = 0.02, p = .94). Taken together, the results suggest that</w:t>
+        <w:t xml:space="preserve">attenuates to a null under 2SLS (</w:t>
+      </w:r>
+      <m:oMath>
+        <m:r>
+          <m:t>β</m:t>
+        </m:r>
+        <m:r>
+          <m:rPr>
+            <m:sty m:val="p"/>
+          </m:rPr>
+          <m:t>=</m:t>
+        </m:r>
+        <m:r>
+          <m:t>0.02</m:t>
+        </m:r>
+      </m:oMath>
+      <w:r>
+        <w:t xml:space="preserve">, p = .94). Taken together, the results suggest that</w:t>
       </w:r>
       <w:r>
         <w:t xml:space="preserve"> </w:t>
@@ -18743,7 +19787,47 @@
         <w:t xml:space="preserve"> </w:t>
       </w:r>
       <w:r>
-        <w:t xml:space="preserve">The TCI direct association (pooled β = 0.179, p &lt; .001; instrumented β = 1.639) and the curvature-flattening role of TCI moderation (M3 joint p = .003 pooled) imply that the binding productivity friction in this band is the coordination ceiling that foreign-technology and standards capability is most effective at relaxing. Capital expenditure should therefore tilt toward TCI-deepening investments, foreign-licensed technology, formal quality-certification systems, process integration with foreign principals, rather than incremental DAI upgrades on the Tier-1 layer. The basic website is by this stage a hygiene factor; what differentiates productivity outcomes within the cohort is whether the firm has absorbed the deeper technological and standards capability that absorbs coordination cost at higher export intensity.</w:t>
+        <w:t xml:space="preserve">The TCI direct association (pooled</w:t>
+      </w:r>
+      <w:r>
+        <w:t xml:space="preserve"> </w:t>
+      </w:r>
+      <m:oMath>
+        <m:r>
+          <m:t>β</m:t>
+        </m:r>
+        <m:r>
+          <m:rPr>
+            <m:sty m:val="p"/>
+          </m:rPr>
+          <m:t>=</m:t>
+        </m:r>
+        <m:r>
+          <m:t>0.179</m:t>
+        </m:r>
+      </m:oMath>
+      <w:r>
+        <w:t xml:space="preserve">, p &lt; .001; instrumented</w:t>
+      </w:r>
+      <w:r>
+        <w:t xml:space="preserve"> </w:t>
+      </w:r>
+      <m:oMath>
+        <m:r>
+          <m:t>β</m:t>
+        </m:r>
+        <m:r>
+          <m:rPr>
+            <m:sty m:val="p"/>
+          </m:rPr>
+          <m:t>=</m:t>
+        </m:r>
+        <m:r>
+          <m:t>1.639</m:t>
+        </m:r>
+      </m:oMath>
+      <w:r>
+        <w:t xml:space="preserve">) and the curvature-flattening role of TCI moderation (M3 joint p = .003 pooled) imply that the binding productivity friction in this band is the coordination ceiling that foreign-technology and standards capability is most effective at relaxing. Capital expenditure should therefore tilt toward TCI-deepening investments, foreign-licensed technology, formal quality-certification systems, process integration with foreign principals, rather than incremental DAI upgrades on the Tier-1 layer. The basic website is by this stage a hygiene factor; what differentiates productivity outcomes within the cohort is whether the firm has absorbed the deeper technological and standards capability that absorbs coordination cost at higher export intensity.</w:t>
       </w:r>
     </w:p>
     <w:p>
@@ -18761,7 +19845,30 @@
         <w:t xml:space="preserve"> </w:t>
       </w:r>
       <w:r>
-        <w:t xml:space="preserve">The negative FSTS × DAI_z interaction observed in 2023 (β = -0.912, p = .043) is consistent with the Tier-1 boundary of the WBES website indicator and with the population-diffusion attenuation of c22b informational content. For high-intensity exporters, marginal investment in Tier-1 website infrastructure delivers a negative incremental productivity association; the binding friction is the absence of Tier 2–3 process-integration, payment, and supply-chain digitisation, which the WBES Tier-1 instrument cannot capture but which the DAI_rich extension (Panel B) and the qualitative cohort evidence both support as the relevant upgrade path.</w:t>
+        <w:t xml:space="preserve">The negative FSTS × DAI_z interaction observed in 2023 (</w:t>
+      </w:r>
+      <m:oMath>
+        <m:r>
+          <m:t>β</m:t>
+        </m:r>
+        <m:r>
+          <m:rPr>
+            <m:sty m:val="p"/>
+          </m:rPr>
+          <m:t>=</m:t>
+        </m:r>
+        <m:r>
+          <m:rPr>
+            <m:sty m:val="p"/>
+          </m:rPr>
+          <m:t>−</m:t>
+        </m:r>
+        <m:r>
+          <m:t>0.912</m:t>
+        </m:r>
+      </m:oMath>
+      <w:r>
+        <w:t xml:space="preserve">, p = .043) is consistent with the Tier-1 boundary of the WBES website indicator and with the population-diffusion attenuation of c22b informational content. For high-intensity exporters, marginal investment in Tier-1 website infrastructure delivers a negative incremental productivity association; the binding friction is the absence of Tier 2–3 process-integration, payment, and supply-chain digitisation, which the WBES Tier-1 instrument cannot capture but which the DAI_rich extension (Panel B) and the qualitative cohort evidence both support as the relevant upgrade path.</w:t>
       </w:r>
     </w:p>
     <w:p>
@@ -21090,7 +22197,7 @@
     <w:bookmarkEnd w:id="132"/>
     <w:sectPr>
       <w:pgSz w:h="16838" w:w="11906"/>
-      <w:pgMar w:bottom="1417" w:left="1417" w:right="1417" w:top="1417"/>
+      <w:pgMar w:bottom="1134" w:left="1701" w:right="1134" w:top="1134"/>
     </w:sectPr>
   </w:body>
 </w:document>
@@ -21340,13 +22447,13 @@
     <w:name w:val="Normal"/>
     <w:qFormat/>
     <w:pPr>
-      <w:spacing w:line="276" w:lineRule="auto"/>
+      <w:spacing w:line="360" w:lineRule="auto"/>
       <w:jc w:val="both"/>
     </w:pPr>
     <w:rPr>
       <w:rFonts w:ascii="Times New Roman" w:eastAsia="Times New Roman" w:hAnsi="Times New Roman"/>
       <w:color w:val="000000"/>
-      <w:sz w:val="24"/>
+      <w:sz w:val="26"/>
     </w:rPr>
   </w:style>
   <w:style w:styleId="BodyText" w:type="paragraph">
@@ -21354,14 +22461,14 @@
     <w:basedOn w:val="Normal"/>
     <w:link w:val="BodyTextChar"/>
     <w:pPr>
-      <w:spacing w:after="180" w:before="180" w:line="276" w:lineRule="auto"/>
+      <w:spacing w:after="180" w:before="180" w:line="360" w:lineRule="auto"/>
       <w:jc w:val="both"/>
     </w:pPr>
     <w:qFormat/>
     <w:rPr>
       <w:rFonts w:ascii="Times New Roman" w:eastAsia="Times New Roman" w:hAnsi="Times New Roman"/>
       <w:color w:val="000000"/>
-      <w:sz w:val="24"/>
+      <w:sz w:val="26"/>
     </w:rPr>
   </w:style>
   <w:style w:customStyle="1" w:styleId="FirstParagraph" w:type="paragraph">
@@ -21370,13 +22477,13 @@
     <w:next w:val="BodyText"/>
     <w:qFormat/>
     <w:pPr>
-      <w:spacing w:line="276" w:lineRule="auto"/>
+      <w:spacing w:line="360" w:lineRule="auto"/>
       <w:jc w:val="both"/>
     </w:pPr>
     <w:rPr>
       <w:rFonts w:ascii="Times New Roman" w:eastAsia="Times New Roman" w:hAnsi="Times New Roman"/>
       <w:color w:val="000000"/>
-      <w:sz w:val="24"/>
+      <w:sz w:val="26"/>
     </w:rPr>
   </w:style>
   <w:style w:customStyle="1" w:styleId="Compact" w:type="paragraph">
@@ -21384,13 +22491,13 @@
     <w:basedOn w:val="BodyText"/>
     <w:qFormat/>
     <w:pPr>
-      <w:spacing w:after="36" w:before="36" w:line="276" w:lineRule="auto"/>
+      <w:spacing w:after="36" w:before="36" w:line="360" w:lineRule="auto"/>
       <w:jc w:val="both"/>
     </w:pPr>
     <w:rPr>
       <w:rFonts w:ascii="Times New Roman" w:eastAsia="Times New Roman" w:hAnsi="Times New Roman"/>
       <w:color w:val="000000"/>
-      <w:sz w:val="24"/>
+      <w:sz w:val="26"/>
     </w:rPr>
   </w:style>
   <w:style w:styleId="Title" w:type="paragraph">
@@ -21401,7 +22508,7 @@
     <w:pPr>
       <w:keepNext/>
       <w:keepLines/>
-      <w:spacing w:after="240" w:before="480" w:line="276" w:lineRule="auto"/>
+      <w:spacing w:after="240" w:before="480" w:line="360" w:lineRule="auto"/>
       <w:jc w:val="both"/>
     </w:pPr>
     <w:rPr>
@@ -21409,7 +22516,7 @@
       <w:b/>
       <w:bCs/>
       <w:color w:val="000000"/>
-      <w:sz w:val="24"/>
+      <w:sz w:val="26"/>
       <w:szCs w:val="36"/>
     </w:rPr>
   </w:style>
@@ -21421,13 +22528,13 @@
     <w:pPr>
       <w:keepNext/>
       <w:keepLines/>
-      <w:spacing w:after="240" w:before="240" w:line="276" w:lineRule="auto"/>
+      <w:spacing w:after="240" w:before="240" w:line="360" w:lineRule="auto"/>
       <w:jc w:val="both"/>
     </w:pPr>
     <w:rPr>
       <w:rFonts w:ascii="Times New Roman" w:eastAsia="Times New Roman" w:hAnsi="Times New Roman"/>
       <w:color w:val="000000"/>
-      <w:sz w:val="24"/>
+      <w:sz w:val="26"/>
       <w:szCs w:val="30"/>
     </w:rPr>
   </w:style>
@@ -21438,13 +22545,13 @@
     <w:pPr>
       <w:keepNext/>
       <w:keepLines/>
-      <w:spacing w:line="276" w:lineRule="auto"/>
+      <w:spacing w:line="360" w:lineRule="auto"/>
       <w:jc w:val="both"/>
     </w:pPr>
     <w:rPr>
       <w:rFonts w:ascii="Times New Roman" w:eastAsia="Times New Roman" w:hAnsi="Times New Roman"/>
       <w:color w:val="000000"/>
-      <w:sz w:val="24"/>
+      <w:sz w:val="26"/>
     </w:rPr>
   </w:style>
   <w:style w:styleId="Date" w:type="paragraph">
@@ -21454,13 +22561,13 @@
     <w:pPr>
       <w:keepNext/>
       <w:keepLines/>
-      <w:spacing w:line="276" w:lineRule="auto"/>
+      <w:spacing w:line="360" w:lineRule="auto"/>
       <w:jc w:val="both"/>
     </w:pPr>
     <w:rPr>
       <w:rFonts w:ascii="Times New Roman" w:eastAsia="Times New Roman" w:hAnsi="Times New Roman"/>
       <w:color w:val="000000"/>
-      <w:sz w:val="24"/>
+      <w:sz w:val="26"/>
     </w:rPr>
   </w:style>
   <w:style w:customStyle="1" w:styleId="AbstractTitle" w:type="paragraph">
@@ -21472,11 +22579,11 @@
       <w:keepNext/>
       <w:keepLines/>
       <w:jc w:val="both"/>
-      <w:spacing w:after="0" w:before="300" w:line="276" w:lineRule="auto"/>
+      <w:spacing w:after="0" w:before="300" w:line="360" w:lineRule="auto"/>
     </w:pPr>
     <w:rPr>
       <w:color w:val="000000"/>
-      <w:sz w:val="24"/>
+      <w:sz w:val="26"/>
       <w:szCs w:val="20"/>
       <w:rFonts w:ascii="Times New Roman" w:eastAsia="Times New Roman" w:hAnsi="Times New Roman"/>
       <w:b/>
@@ -21490,13 +22597,13 @@
     <w:pPr>
       <w:keepNext/>
       <w:keepLines/>
-      <w:spacing w:after="300" w:before="100" w:line="276" w:lineRule="auto"/>
+      <w:spacing w:after="300" w:before="100" w:line="360" w:lineRule="auto"/>
       <w:jc w:val="both"/>
     </w:pPr>
     <w:rPr>
       <w:rFonts w:ascii="Times New Roman" w:eastAsia="Times New Roman" w:hAnsi="Times New Roman"/>
       <w:color w:val="000000"/>
-      <w:sz w:val="24"/>
+      <w:sz w:val="26"/>
       <w:szCs w:val="20"/>
     </w:rPr>
   </w:style>
@@ -21506,13 +22613,13 @@
     <w:next w:val="Bibliography"/>
     <w:qFormat/>
     <w:pPr>
-      <w:spacing w:line="276" w:lineRule="auto"/>
+      <w:spacing w:line="360" w:lineRule="auto"/>
       <w:jc w:val="both"/>
     </w:pPr>
     <w:rPr>
       <w:rFonts w:ascii="Times New Roman" w:eastAsia="Times New Roman" w:hAnsi="Times New Roman"/>
       <w:color w:val="000000"/>
-      <w:sz w:val="24"/>
+      <w:sz w:val="26"/>
     </w:rPr>
   </w:style>
   <w:style w:styleId="Heading1" w:type="paragraph">
@@ -21524,7 +22631,7 @@
     <w:pPr>
       <w:keepNext/>
       <w:keepLines/>
-      <w:spacing w:after="0" w:before="480" w:line="276" w:lineRule="auto"/>
+      <w:spacing w:after="0" w:before="480" w:line="360" w:lineRule="auto"/>
       <w:jc w:val="both"/>
       <w:outlineLvl w:val="0"/>
     </w:pPr>
@@ -21533,7 +22640,7 @@
       <w:b/>
       <w:bCs/>
       <w:color w:val="000000"/>
-      <w:sz w:val="24"/>
+      <w:sz w:val="26"/>
       <w:szCs w:val="32"/>
     </w:rPr>
   </w:style>
@@ -21547,7 +22654,7 @@
     <w:pPr>
       <w:keepNext/>
       <w:keepLines/>
-      <w:spacing w:after="0" w:before="200" w:line="276" w:lineRule="auto"/>
+      <w:spacing w:after="0" w:before="200" w:line="360" w:lineRule="auto"/>
       <w:jc w:val="both"/>
       <w:outlineLvl w:val="1"/>
     </w:pPr>
@@ -21556,7 +22663,7 @@
       <w:b/>
       <w:bCs/>
       <w:color w:val="000000"/>
-      <w:sz w:val="24"/>
+      <w:sz w:val="26"/>
       <w:szCs w:val="28"/>
     </w:rPr>
   </w:style>
@@ -21570,7 +22677,7 @@
     <w:pPr>
       <w:keepNext/>
       <w:keepLines/>
-      <w:spacing w:after="0" w:before="200" w:line="276" w:lineRule="auto"/>
+      <w:spacing w:after="0" w:before="200" w:line="360" w:lineRule="auto"/>
       <w:jc w:val="both"/>
       <w:outlineLvl w:val="2"/>
     </w:pPr>
@@ -21579,7 +22686,7 @@
       <w:b/>
       <w:bCs/>
       <w:color w:val="000000"/>
-      <w:sz w:val="24"/>
+      <w:sz w:val="26"/>
       <w:szCs w:val="24"/>
     </w:rPr>
   </w:style>
@@ -21593,7 +22700,7 @@
     <w:pPr>
       <w:keepNext/>
       <w:keepLines/>
-      <w:spacing w:after="0" w:before="200" w:line="276" w:lineRule="auto"/>
+      <w:spacing w:after="0" w:before="200" w:line="360" w:lineRule="auto"/>
       <w:jc w:val="both"/>
       <w:outlineLvl w:val="3"/>
     </w:pPr>
@@ -21602,7 +22709,7 @@
       <w:i/>
       <w:bCs/>
       <w:color w:val="000000"/>
-      <w:sz w:val="24"/>
+      <w:sz w:val="26"/>
       <w:szCs w:val="24"/>
     </w:rPr>
   </w:style>
@@ -21616,7 +22723,7 @@
     <w:pPr>
       <w:keepNext/>
       <w:keepLines/>
-      <w:spacing w:after="0" w:before="200" w:line="276" w:lineRule="auto"/>
+      <w:spacing w:after="0" w:before="200" w:line="360" w:lineRule="auto"/>
       <w:jc w:val="both"/>
       <w:outlineLvl w:val="4"/>
     </w:pPr>
@@ -21624,7 +22731,7 @@
       <w:rFonts w:ascii="Times New Roman" w:asciiTheme="majorHAnsi" w:cstheme="majorBidi" w:eastAsia="Times New Roman" w:eastAsiaTheme="majorEastAsia" w:hAnsi="Times New Roman" w:hAnsiTheme="majorHAnsi"/>
       <w:iCs/>
       <w:color w:val="000000"/>
-      <w:sz w:val="24"/>
+      <w:sz w:val="26"/>
       <w:szCs w:val="24"/>
     </w:rPr>
   </w:style>
@@ -21638,14 +22745,14 @@
     <w:pPr>
       <w:keepNext/>
       <w:keepLines/>
-      <w:spacing w:after="0" w:before="200" w:line="276" w:lineRule="auto"/>
+      <w:spacing w:after="0" w:before="200" w:line="360" w:lineRule="auto"/>
       <w:jc w:val="both"/>
       <w:outlineLvl w:val="5"/>
     </w:pPr>
     <w:rPr>
       <w:rFonts w:ascii="Times New Roman" w:asciiTheme="majorHAnsi" w:cstheme="majorBidi" w:eastAsia="Times New Roman" w:eastAsiaTheme="majorEastAsia" w:hAnsi="Times New Roman" w:hAnsiTheme="majorHAnsi"/>
       <w:color w:val="000000"/>
-      <w:sz w:val="24"/>
+      <w:sz w:val="26"/>
       <w:szCs w:val="24"/>
     </w:rPr>
   </w:style>
@@ -21659,14 +22766,14 @@
     <w:pPr>
       <w:keepNext/>
       <w:keepLines/>
-      <w:spacing w:after="0" w:before="200" w:line="276" w:lineRule="auto"/>
+      <w:spacing w:after="0" w:before="200" w:line="360" w:lineRule="auto"/>
       <w:jc w:val="both"/>
       <w:outlineLvl w:val="6"/>
     </w:pPr>
     <w:rPr>
       <w:rFonts w:ascii="Times New Roman" w:asciiTheme="majorHAnsi" w:cstheme="majorBidi" w:eastAsia="Times New Roman" w:eastAsiaTheme="majorEastAsia" w:hAnsi="Times New Roman" w:hAnsiTheme="majorHAnsi"/>
       <w:color w:val="000000"/>
-      <w:sz w:val="24"/>
+      <w:sz w:val="26"/>
       <w:szCs w:val="24"/>
     </w:rPr>
   </w:style>
@@ -21680,14 +22787,14 @@
     <w:pPr>
       <w:keepNext/>
       <w:keepLines/>
-      <w:spacing w:after="0" w:before="200" w:line="276" w:lineRule="auto"/>
+      <w:spacing w:after="0" w:before="200" w:line="360" w:lineRule="auto"/>
       <w:jc w:val="both"/>
       <w:outlineLvl w:val="7"/>
     </w:pPr>
     <w:rPr>
       <w:rFonts w:ascii="Times New Roman" w:asciiTheme="majorHAnsi" w:cstheme="majorBidi" w:eastAsia="Times New Roman" w:eastAsiaTheme="majorEastAsia" w:hAnsi="Times New Roman" w:hAnsiTheme="majorHAnsi"/>
       <w:color w:val="000000"/>
-      <w:sz w:val="24"/>
+      <w:sz w:val="26"/>
       <w:szCs w:val="24"/>
     </w:rPr>
   </w:style>
@@ -21701,14 +22808,14 @@
     <w:pPr>
       <w:keepNext/>
       <w:keepLines/>
-      <w:spacing w:after="0" w:before="200" w:line="276" w:lineRule="auto"/>
+      <w:spacing w:after="0" w:before="200" w:line="360" w:lineRule="auto"/>
       <w:jc w:val="both"/>
       <w:outlineLvl w:val="8"/>
     </w:pPr>
     <w:rPr>
       <w:rFonts w:ascii="Times New Roman" w:asciiTheme="majorHAnsi" w:cstheme="majorBidi" w:eastAsia="Times New Roman" w:eastAsiaTheme="majorEastAsia" w:hAnsi="Times New Roman" w:hAnsiTheme="majorHAnsi"/>
       <w:color w:val="000000"/>
-      <w:sz w:val="24"/>
+      <w:sz w:val="26"/>
       <w:szCs w:val="24"/>
     </w:rPr>
   </w:style>
@@ -21720,14 +22827,14 @@
     <w:unhideWhenUsed/>
     <w:qFormat/>
     <w:pPr>
-      <w:spacing w:after="100" w:before="100" w:line="276" w:lineRule="auto"/>
+      <w:spacing w:after="100" w:before="100" w:line="360" w:lineRule="auto"/>
       <w:ind w:firstLine="0" w:left="480" w:right="480"/>
       <w:jc w:val="both"/>
     </w:pPr>
     <w:rPr>
       <w:rFonts w:ascii="Times New Roman" w:eastAsia="Times New Roman" w:hAnsi="Times New Roman"/>
       <w:color w:val="000000"/>
-      <w:sz w:val="24"/>
+      <w:sz w:val="26"/>
     </w:rPr>
   </w:style>
   <w:style w:styleId="FootnoteText" w:type="paragraph">
@@ -21738,13 +22845,13 @@
     <w:unhideWhenUsed/>
     <w:qFormat/>
     <w:pPr>
-      <w:spacing w:line="276" w:lineRule="auto"/>
+      <w:spacing w:line="360" w:lineRule="auto"/>
       <w:jc w:val="both"/>
     </w:pPr>
     <w:rPr>
       <w:rFonts w:ascii="Times New Roman" w:eastAsia="Times New Roman" w:hAnsi="Times New Roman"/>
       <w:color w:val="000000"/>
-      <w:sz w:val="24"/>
+      <w:sz w:val="26"/>
     </w:rPr>
   </w:style>
   <w:style w:default="1" w:styleId="DefaultParagraphFont" w:type="character">
@@ -21754,7 +22861,7 @@
     <w:rPr>
       <w:rFonts w:ascii="Times New Roman" w:eastAsia="Times New Roman" w:hAnsi="Times New Roman"/>
       <w:color w:val="000000"/>
-      <w:sz w:val="24"/>
+      <w:sz w:val="26"/>
     </w:rPr>
   </w:style>
   <w:style w:default="1" w:styleId="Table" w:type="table">
@@ -21764,13 +22871,13 @@
     <w:unhideWhenUsed/>
     <w:qFormat/>
     <w:pPr>
-      <w:spacing w:line="276" w:lineRule="auto"/>
+      <w:spacing w:line="360" w:lineRule="auto"/>
       <w:jc w:val="both"/>
     </w:pPr>
     <w:rPr>
       <w:rFonts w:ascii="Times New Roman" w:eastAsia="Times New Roman" w:hAnsi="Times New Roman"/>
       <w:color w:val="000000"/>
-      <w:sz w:val="24"/>
+      <w:sz w:val="26"/>
     </w:rPr>
     <w:tblPr>
       <w:tblInd w:type="dxa" w:w="0"/>
@@ -21804,27 +22911,27 @@
     <w:pPr>
       <w:keepNext/>
       <w:keepLines/>
-      <w:spacing w:after="0" w:line="276" w:lineRule="auto"/>
+      <w:spacing w:after="0" w:line="360" w:lineRule="auto"/>
       <w:jc w:val="both"/>
     </w:pPr>
     <w:rPr>
       <w:rFonts w:ascii="Times New Roman" w:eastAsia="Times New Roman" w:hAnsi="Times New Roman"/>
       <w:b/>
       <w:color w:val="000000"/>
-      <w:sz w:val="24"/>
+      <w:sz w:val="26"/>
     </w:rPr>
   </w:style>
   <w:style w:customStyle="1" w:styleId="Definition" w:type="paragraph">
     <w:name w:val="Definition"/>
     <w:basedOn w:val="Normal"/>
     <w:pPr>
-      <w:spacing w:line="276" w:lineRule="auto"/>
+      <w:spacing w:line="360" w:lineRule="auto"/>
       <w:jc w:val="both"/>
     </w:pPr>
     <w:rPr>
       <w:rFonts w:ascii="Times New Roman" w:eastAsia="Times New Roman" w:hAnsi="Times New Roman"/>
       <w:color w:val="000000"/>
-      <w:sz w:val="24"/>
+      <w:sz w:val="26"/>
     </w:rPr>
   </w:style>
   <w:style w:styleId="Caption" w:type="paragraph">
@@ -21832,14 +22939,14 @@
     <w:basedOn w:val="Normal"/>
     <w:link w:val="BodyTextChar"/>
     <w:pPr>
-      <w:spacing w:after="120" w:before="0" w:line="276" w:lineRule="auto"/>
+      <w:spacing w:after="120" w:before="0" w:line="360" w:lineRule="auto"/>
       <w:jc w:val="both"/>
     </w:pPr>
     <w:rPr>
       <w:rFonts w:ascii="Times New Roman" w:eastAsia="Times New Roman" w:hAnsi="Times New Roman"/>
       <w:i/>
       <w:color w:val="000000"/>
-      <w:sz w:val="24"/>
+      <w:sz w:val="26"/>
     </w:rPr>
   </w:style>
   <w:style w:customStyle="1" w:styleId="TableCaption" w:type="paragraph">
@@ -21847,39 +22954,39 @@
     <w:basedOn w:val="Caption"/>
     <w:pPr>
       <w:keepNext/>
-      <w:spacing w:line="276" w:lineRule="auto"/>
+      <w:spacing w:line="360" w:lineRule="auto"/>
       <w:jc w:val="both"/>
     </w:pPr>
     <w:rPr>
       <w:rFonts w:ascii="Times New Roman" w:eastAsia="Times New Roman" w:hAnsi="Times New Roman"/>
       <w:color w:val="000000"/>
-      <w:sz w:val="24"/>
+      <w:sz w:val="26"/>
     </w:rPr>
   </w:style>
   <w:style w:customStyle="1" w:styleId="ImageCaption" w:type="paragraph">
     <w:name w:val="Image Caption"/>
     <w:basedOn w:val="Caption"/>
     <w:pPr>
-      <w:spacing w:line="276" w:lineRule="auto"/>
+      <w:spacing w:line="360" w:lineRule="auto"/>
       <w:jc w:val="both"/>
     </w:pPr>
     <w:rPr>
       <w:rFonts w:ascii="Times New Roman" w:eastAsia="Times New Roman" w:hAnsi="Times New Roman"/>
       <w:color w:val="000000"/>
-      <w:sz w:val="24"/>
+      <w:sz w:val="26"/>
     </w:rPr>
   </w:style>
   <w:style w:customStyle="1" w:styleId="Figure" w:type="paragraph">
     <w:name w:val="Figure"/>
     <w:basedOn w:val="Normal"/>
     <w:pPr>
-      <w:spacing w:line="276" w:lineRule="auto"/>
+      <w:spacing w:line="360" w:lineRule="auto"/>
       <w:jc w:val="both"/>
     </w:pPr>
     <w:rPr>
       <w:rFonts w:ascii="Times New Roman" w:eastAsia="Times New Roman" w:hAnsi="Times New Roman"/>
       <w:color w:val="000000"/>
-      <w:sz w:val="24"/>
+      <w:sz w:val="26"/>
     </w:rPr>
   </w:style>
   <w:style w:customStyle="1" w:styleId="CaptionedFigure" w:type="paragraph">
@@ -21887,13 +22994,13 @@
     <w:basedOn w:val="Figure"/>
     <w:pPr>
       <w:keepNext/>
-      <w:spacing w:line="276" w:lineRule="auto"/>
+      <w:spacing w:line="360" w:lineRule="auto"/>
       <w:jc w:val="both"/>
     </w:pPr>
     <w:rPr>
       <w:rFonts w:ascii="Times New Roman" w:eastAsia="Times New Roman" w:hAnsi="Times New Roman"/>
       <w:color w:val="000000"/>
-      <w:sz w:val="24"/>
+      <w:sz w:val="26"/>
     </w:rPr>
   </w:style>
   <w:style w:customStyle="1" w:styleId="BodyTextChar" w:type="character">
@@ -21903,7 +23010,7 @@
     <w:rPr>
       <w:rFonts w:ascii="Times New Roman" w:eastAsia="Times New Roman" w:hAnsi="Times New Roman"/>
       <w:color w:val="000000"/>
-      <w:sz w:val="24"/>
+      <w:sz w:val="26"/>
     </w:rPr>
   </w:style>
   <w:style w:customStyle="1" w:styleId="VerbatimChar" w:type="character">
@@ -21912,7 +23019,7 @@
     <w:rPr>
       <w:rFonts w:ascii="Times New Roman" w:eastAsia="Times New Roman" w:hAnsi="Times New Roman"/>
       <w:color w:val="000000"/>
-      <w:sz w:val="24"/>
+      <w:sz w:val="26"/>
     </w:rPr>
   </w:style>
   <w:style w:customStyle="1" w:styleId="SectionNumber" w:type="character">
@@ -21921,7 +23028,7 @@
     <w:rPr>
       <w:rFonts w:ascii="Times New Roman" w:eastAsia="Times New Roman" w:hAnsi="Times New Roman"/>
       <w:color w:val="000000"/>
-      <w:sz w:val="24"/>
+      <w:sz w:val="26"/>
     </w:rPr>
   </w:style>
   <w:style w:styleId="FootnoteReference" w:type="character">
@@ -21930,7 +23037,7 @@
     <w:rPr>
       <w:rFonts w:ascii="Times New Roman" w:eastAsia="Times New Roman" w:hAnsi="Times New Roman"/>
       <w:color w:val="000000"/>
-      <w:sz w:val="24"/>
+      <w:sz w:val="26"/>
       <w:vertAlign w:val="superscript"/>
     </w:rPr>
   </w:style>
@@ -21940,7 +23047,7 @@
     <w:rPr>
       <w:rFonts w:ascii="Times New Roman" w:eastAsia="Times New Roman" w:hAnsi="Times New Roman"/>
       <w:color w:val="000000"/>
-      <w:sz w:val="24"/>
+      <w:sz w:val="26"/>
     </w:rPr>
   </w:style>
   <w:style w:styleId="TOCHeading" w:type="paragraph">
@@ -21951,7 +23058,7 @@
     <w:unhideWhenUsed/>
     <w:qFormat/>
     <w:pPr>
-      <w:spacing w:before="240" w:line="276" w:lineRule="auto"/>
+      <w:spacing w:before="240" w:line="360" w:lineRule="auto"/>
       <w:jc w:val="both"/>
       <w:outlineLvl w:val="9"/>
     </w:pPr>
@@ -21960,7 +23067,7 @@
       <w:b w:val="0"/>
       <w:bCs w:val="0"/>
       <w:color w:val="000000"/>
-      <w:sz w:val="24"/>
+      <w:sz w:val="26"/>
     </w:rPr>
   </w:style>
   <w:style w:type="paragraph" w:customStyle="1" w:styleId="SourceCode">
